--- a/hin/docx/61.content.docx
+++ b/hin/docx/61.content.docx
@@ -28,49 +28,15 @@
       </w:r>
     </w:p>
     <w:p>
-      <w:pPr>
-        <w:pStyle w:val="Heading2"/>
-      </w:pPr>
-      <w:r>
-        <w:rPr>
-          <w:lang w:val="hi_IN" w:bidi="hi_IN"/>
-        </w:rPr>
-        <w:t>License Information</w:t>
-      </w:r>
-      <w:r>
-        <w:rPr>
-          <w:lang w:val="hi_IN" w:bidi="hi_IN"/>
-        </w:rPr>
-      </w:r>
-    </w:p>
-    <w:p>
-      <w:pPr/>
-      <w:r>
-        <w:rPr>
-          <w:lang w:val="hi_IN" w:bidi="hi_IN"/>
-        </w:rPr>
-      </w:r>
-      <w:r>
-        <w:rPr>
-          <w:b/>
-          <w:lang w:val="hi_IN" w:bidi="hi_IN"/>
-        </w:rPr>
-        <w:t>अनुवाद नोट्स (अनफोल्डिंग वर्ड)</w:t>
-      </w:r>
-      <w:r>
-        <w:rPr>
-          <w:lang w:val="hi_IN" w:bidi="hi_IN"/>
-        </w:rPr>
-        <w:t xml:space="preserve"> (Hindi) is based on</w:t>
-      </w:r>
-      <w:r>
-        <w:rPr>
-          <w:lang w:val="hi_IN" w:bidi="hi_IN"/>
-        </w:rPr>
-        <w:t xml:space="preserve">: </w:t>
-      </w:r>
-      <w:r>
-        <w:rPr>
+      <w:pPr/>
+      <w:r>
+        <w:rPr>
+          <w:lang w:val="hi_IN" w:bidi="hi_IN"/>
+        </w:rPr>
+      </w:r>
+      <w:r>
+        <w:rPr>
+          <w:b/>
           <w:lang w:val="hi_IN" w:bidi="hi_IN"/>
         </w:rPr>
         <w:t>unfoldingWord® Translation Notes</w:t>
@@ -79,62 +45,31 @@
         <w:rPr>
           <w:lang w:val="hi_IN" w:bidi="hi_IN"/>
         </w:rPr>
-        <w:t xml:space="preserve">, </w:t>
-      </w:r>
-      <w:hyperlink r:id="rId13">
-        <w:r>
-          <w:rPr>
-            <w:lang w:val="hi_IN" w:bidi="hi_IN"/>
-          </w:rPr>
-          <w:rPr>
-            <w:color w:val="0000EE"/>
-            <w:u w:val="single"/>
-          </w:rPr>
-          <w:t>unfoldingWord</w:t>
-        </w:r>
-      </w:hyperlink>
-      <w:r>
-        <w:rPr>
-          <w:lang w:val="hi_IN" w:bidi="hi_IN"/>
-        </w:rPr>
-        <w:t xml:space="preserve">, 2022, which is licensed under a </w:t>
-      </w:r>
-      <w:hyperlink r:id="rId14">
-        <w:r>
-          <w:rPr>
-            <w:lang w:val="hi_IN" w:bidi="hi_IN"/>
-          </w:rPr>
-          <w:rPr>
-            <w:color w:val="0000EE"/>
-            <w:u w:val="single"/>
-          </w:rPr>
-          <w:t>CC BY-SA 4.0 license</w:t>
-        </w:r>
-      </w:hyperlink>
-      <w:r>
-        <w:rPr>
-          <w:lang w:val="hi_IN" w:bidi="hi_IN"/>
-        </w:rPr>
-        <w:t>.</w:t>
-      </w:r>
-      <w:r>
-        <w:rPr>
-          <w:lang w:val="hi_IN" w:bidi="hi_IN"/>
-        </w:rPr>
-      </w:r>
-    </w:p>
-    <w:p>
-      <w:pPr/>
-      <w:r>
-        <w:rPr>
-          <w:lang w:val="hi_IN" w:bidi="hi_IN"/>
-        </w:rPr>
-      </w:r>
-      <w:r>
-        <w:rPr>
-          <w:lang w:val="hi_IN" w:bidi="hi_IN"/>
-        </w:rPr>
-        <w:t>This PDF version is provided under the same license.</w:t>
+        <w:t xml:space="preserve"> © 2022 unfoldingWord. Released under CC BY-SA 4.0 license. </w:t>
+      </w:r>
+      <w:r>
+        <w:rPr>
+          <w:lang w:val="hi_IN" w:bidi="hi_IN"/>
+        </w:rPr>
+        <w:t>unfoldingWord® Translation Notes</w:t>
+      </w:r>
+      <w:r>
+        <w:rPr>
+          <w:lang w:val="hi_IN" w:bidi="hi_IN"/>
+        </w:rPr>
+        <w:t xml:space="preserve"> has been adapted in the following languages: Tok Pisin, Arabic (عربي), French (Français), Hindi (हिंदी), Indonesian (Bahasa Indonesia), Portuguese (Português), Russian (Русский), Spanish (Español), Swahili (Kiswahili), and Simplified Chinese (简体中文) from </w:t>
+      </w:r>
+      <w:r>
+        <w:rPr>
+          <w:lang w:val="hi_IN" w:bidi="hi_IN"/>
+        </w:rPr>
+        <w:t>unfoldingWord® Translation Notes</w:t>
+      </w:r>
+      <w:r>
+        <w:rPr>
+          <w:lang w:val="hi_IN" w:bidi="hi_IN"/>
+        </w:rPr>
+        <w:t xml:space="preserve"> © 2022 unfoldingWord. Released under CC BY-SA 4.0 license by Mission Mutual</w:t>
       </w:r>
       <w:r>
         <w:rPr>
@@ -2165,7 +2100,7 @@
         </w:rPr>
         <w:t xml:space="preserve"> शब्द से संकेत मिलता है कि इस पद में अपेक्षित परिणाम का कारण दिया गया है जो \n</w:t>
       </w:r>
-      <w:hyperlink r:id="rId15">
+      <w:hyperlink r:id="rId13">
         <w:r>
           <w:rPr>
             <w:lang w:val="hi_IN" w:bidi="hi_IN"/>
@@ -7180,7 +7115,7 @@
         </w:rPr>
         <w:t xml:space="preserve"> शब्द संकेत देता है कि पतरस अपने पाठकों को\n</w:t>
       </w:r>
-      <w:hyperlink r:id="rId15">
+      <w:hyperlink r:id="rId13">
         <w:r>
           <w:rPr>
             <w:lang w:val="hi_IN" w:bidi="hi_IN"/>
@@ -7420,7 +7355,7 @@
         </w:rPr>
         <w:t xml:space="preserve"> पतरस द्वारा </w:t>
       </w:r>
-      <w:hyperlink r:id="rId15">
+      <w:hyperlink r:id="rId13">
         <w:r>
           <w:rPr>
             <w:lang w:val="hi_IN" w:bidi="hi_IN"/>
@@ -7986,7 +7921,7 @@
         </w:rPr>
         <w:t xml:space="preserve"> शब्द से प्रकट होता है की पतरस एक और कारण देता है की उसके पाठकों को\n</w:t>
       </w:r>
-      <w:hyperlink r:id="rId15">
+      <w:hyperlink r:id="rId13">
         <w:r>
           <w:rPr>
             <w:lang w:val="hi_IN" w:bidi="hi_IN"/>
@@ -8004,7 +7939,7 @@
         </w:rPr>
         <w:t xml:space="preserve"> में दी गई आज्ञा का पालन क्यों करना है| पतरस ने </w:t>
       </w:r>
-      <w:hyperlink r:id="rId16">
+      <w:hyperlink r:id="rId14">
         <w:r>
           <w:rPr>
             <w:lang w:val="hi_IN" w:bidi="hi_IN"/>
@@ -8224,7 +8159,7 @@
         </w:rPr>
         <w:t xml:space="preserve"> पतरस द्वारा \n</w:t>
       </w:r>
-      <w:hyperlink r:id="rId15">
+      <w:hyperlink r:id="rId13">
         <w:r>
           <w:rPr>
             <w:lang w:val="hi_IN" w:bidi="hi_IN"/>
@@ -8999,7 +8934,7 @@
         </w:rPr>
         <w:t xml:space="preserve"> के उपयोग द्वारा वर्णन करता है कि उसके द्वारा अभी-अभी कही गई बातों के परिणामस्वरूप उसके पाठकों को क्या करने की आवश्यकता है| वह विशेष करके आज्ञापालन के उन दो कारणों का स्नादार्भ दे रहा है जिनकी चर्चा उसने \n</w:t>
       </w:r>
-      <w:hyperlink r:id="rId17">
+      <w:hyperlink r:id="rId15">
         <w:r>
           <w:rPr>
             <w:lang w:val="hi_IN" w:bidi="hi_IN"/>
@@ -9461,7 +9396,7 @@
         </w:rPr>
         <w:t xml:space="preserve"> का सन्दर्भ पूर्वोक्त शब्दों विश्वास, सद्गुण, समझ, संयम, धीरज, भक्ति, भाईचारे की प्रीति, और प्रेम से है जिनकी चर्चा \n</w:t>
       </w:r>
-      <w:hyperlink r:id="rId15">
+      <w:hyperlink r:id="rId13">
         <w:r>
           <w:rPr>
             <w:lang w:val="hi_IN" w:bidi="hi_IN"/>
@@ -9849,7 +9784,7 @@
         </w:rPr>
         <w:t xml:space="preserve"> शब्द संकेत देता है की उसके पाठकों को </w:t>
       </w:r>
-      <w:hyperlink r:id="rId15">
+      <w:hyperlink r:id="rId13">
         <w:r>
           <w:rPr>
             <w:lang w:val="hi_IN" w:bidi="hi_IN"/>
@@ -9867,7 +9802,7 @@
         </w:rPr>
         <w:t xml:space="preserve"> और </w:t>
       </w:r>
-      <w:hyperlink r:id="rId18">
+      <w:hyperlink r:id="rId16">
         <w:r>
           <w:rPr>
             <w:lang w:val="hi_IN" w:bidi="hi_IN"/>
@@ -9996,7 +9931,7 @@
         </w:rPr>
         <w:t xml:space="preserve"> का सन्दर्भ </w:t>
       </w:r>
-      <w:hyperlink r:id="rId15">
+      <w:hyperlink r:id="rId13">
         <w:r>
           <w:rPr>
             <w:lang w:val="hi_IN" w:bidi="hi_IN"/>
@@ -10314,7 +10249,7 @@
         </w:rPr>
         <w:t xml:space="preserve"> शब्द के उपयोग द्वारा अपने पत्र के उद्देश्य का समावेश कराता है| अपने पाठकों को </w:t>
       </w:r>
-      <w:hyperlink r:id="rId19">
+      <w:hyperlink r:id="rId17">
         <w:r>
           <w:rPr>
             <w:lang w:val="hi_IN" w:bidi="hi_IN"/>
@@ -10332,7 +10267,7 @@
         </w:rPr>
         <w:t xml:space="preserve"> में उल्लिखित अपनी प्रत्येक बात के पालान हेतु प्रोत्साहित करने के लिए वरन </w:t>
       </w:r>
-      <w:hyperlink r:id="rId20">
+      <w:hyperlink r:id="rId18">
         <w:r>
           <w:rPr>
             <w:lang w:val="hi_IN" w:bidi="hi_IN"/>
@@ -10441,7 +10376,7 @@
         </w:rPr>
         <w:t xml:space="preserve"> पिछले पदों, </w:t>
       </w:r>
-      <w:hyperlink r:id="rId15">
+      <w:hyperlink r:id="rId13">
         <w:r>
           <w:rPr>
             <w:lang w:val="hi_IN" w:bidi="hi_IN"/>
@@ -11529,7 +11464,7 @@
         </w:rPr>
         <w:t>"इस उपवाक्य में पतरस कारण दे रहा है कि वह इस पत्र में उनको अपने पाठकों को सैद्धांतिक सत्यों- विश्वास, सद्गुण, समझ, संयम, धीरज, भक्ति, भाईचारे की प्रीति, और प्रेम, जिनकी चर्चा \n</w:t>
       </w:r>
-      <w:hyperlink r:id="rId15">
+      <w:hyperlink r:id="rId13">
         <w:r>
           <w:rPr>
             <w:lang w:val="hi_IN" w:bidi="hi_IN"/>
@@ -12204,7 +12139,7 @@
         </w:rPr>
         <w:t xml:space="preserve"> शब्द का सन्दर्भ पतरस द्वारा पिछले पदों में उल्लिखित बातों से है, विशेष करके पतरस द्वारा \n</w:t>
       </w:r>
-      <w:hyperlink r:id="rId15">
+      <w:hyperlink r:id="rId13">
         <w:r>
           <w:rPr>
             <w:lang w:val="hi_IN" w:bidi="hi_IN"/>
@@ -12424,7 +12359,7 @@
         </w:rPr>
         <w:t xml:space="preserve"> से संकेत मिलता है कि पतरस </w:t>
       </w:r>
-      <w:hyperlink r:id="rId21">
+      <w:hyperlink r:id="rId19">
         <w:r>
           <w:rPr>
             <w:lang w:val="hi_IN" w:bidi="hi_IN"/>
@@ -12442,7 +12377,7 @@
         </w:rPr>
         <w:t xml:space="preserve"> में कहता है कि उनको ""इन बातों"" का जिनका उल्लेख \n</w:t>
       </w:r>
-      <w:hyperlink r:id="rId15">
+      <w:hyperlink r:id="rId13">
         <w:r>
           <w:rPr>
             <w:lang w:val="hi_IN" w:bidi="hi_IN"/>
@@ -13267,7 +13202,7 @@
         </w:rPr>
         <w:t xml:space="preserve"> शब्द से संकेत मिलता है कि जो \n</w:t>
       </w:r>
-      <w:hyperlink r:id="rId22">
+      <w:hyperlink r:id="rId20">
         <w:r>
           <w:rPr>
             <w:lang w:val="hi_IN" w:bidi="hi_IN"/>
@@ -14812,7 +14747,7 @@
         </w:rPr>
         <w:t xml:space="preserve"> किया गया है, उसका सन्दर्भ हो सकता है: (1) जो बात अत्यधिक विश्वसनीय है| इस प्रकरण में, पतरस \n\n </w:t>
       </w:r>
-      <w:hyperlink r:id="rId23">
+      <w:hyperlink r:id="rId21">
         <w:r>
           <w:rPr>
             <w:lang w:val="hi_IN" w:bidi="hi_IN"/>
@@ -19644,7 +19579,7 @@
         </w:rPr>
         <w:t xml:space="preserve"> शब्द झूठे शिक्षकों के सन्दर्भ में है जिनका समावेश </w:t>
       </w:r>
-      <w:hyperlink r:id="rId24">
+      <w:hyperlink r:id="rId22">
         <w:r>
           <w:rPr>
             <w:lang w:val="hi_IN" w:bidi="hi_IN"/>
@@ -19773,7 +19708,7 @@
         </w:rPr>
         <w:t xml:space="preserve"> शब्द का सन्दर्भ झूठे शिक्षकों से है जिनका समावेश \n</w:t>
       </w:r>
-      <w:hyperlink r:id="rId24">
+      <w:hyperlink r:id="rId22">
         <w:r>
           <w:rPr>
             <w:lang w:val="hi_IN" w:bidi="hi_IN"/>
@@ -20574,7 +20509,7 @@
         </w:rPr>
         <w:t xml:space="preserve"> शब्द से संकेत मिलता है की यह शर्त आधारित वाक्य का आरम्भ है जो </w:t>
       </w:r>
-      <w:hyperlink r:id="rId25">
+      <w:hyperlink r:id="rId23">
         <w:r>
           <w:rPr>
             <w:lang w:val="hi_IN" w:bidi="hi_IN"/>
@@ -20592,7 +20527,7 @@
         </w:rPr>
         <w:t xml:space="preserve"> से </w:t>
       </w:r>
-      <w:hyperlink r:id="rId26">
+      <w:hyperlink r:id="rId24">
         <w:r>
           <w:rPr>
             <w:lang w:val="hi_IN" w:bidi="hi_IN"/>
@@ -21804,7 +21739,7 @@
         </w:rPr>
         <w:t xml:space="preserve"> शब्द से उस शर्त आधारित वाक्य में दुसरी शर्त के आरम्भ का संकेत मिलता है| इस वाक्य का आरम्भ \n</w:t>
       </w:r>
-      <w:hyperlink r:id="rId25">
+      <w:hyperlink r:id="rId23">
         <w:r>
           <w:rPr>
             <w:lang w:val="hi_IN" w:bidi="hi_IN"/>
@@ -21822,7 +21757,7 @@
         </w:rPr>
         <w:t xml:space="preserve"> में हुआ और </w:t>
       </w:r>
-      <w:hyperlink r:id="rId26">
+      <w:hyperlink r:id="rId24">
         <w:r>
           <w:rPr>
             <w:lang w:val="hi_IN" w:bidi="hi_IN"/>
@@ -22049,7 +21984,7 @@
         </w:rPr>
         <w:t xml:space="preserve">"जैसा </w:t>
       </w:r>
-      <w:hyperlink r:id="rId25">
+      <w:hyperlink r:id="rId23">
         <w:r>
           <w:rPr>
             <w:lang w:val="hi_IN" w:bidi="hi_IN"/>
@@ -22869,7 +22804,7 @@
         </w:rPr>
         <w:t xml:space="preserve"> शब्द, </w:t>
       </w:r>
-      <w:hyperlink r:id="rId25">
+      <w:hyperlink r:id="rId23">
         <w:r>
           <w:rPr>
             <w:lang w:val="hi_IN" w:bidi="hi_IN"/>
@@ -22887,7 +22822,7 @@
         </w:rPr>
         <w:t xml:space="preserve"> से आरम्भ हो कर </w:t>
       </w:r>
-      <w:hyperlink r:id="rId26">
+      <w:hyperlink r:id="rId24">
         <w:r>
           <w:rPr>
             <w:lang w:val="hi_IN" w:bidi="hi_IN"/>
@@ -23616,7 +23551,7 @@
         </w:rPr>
         <w:t xml:space="preserve"> शब्द इस शर्त आधारित वाक्य की चौथी शर्त का आरम्भ दर्शाता है जो \n </w:t>
       </w:r>
-      <w:hyperlink r:id="rId25">
+      <w:hyperlink r:id="rId23">
         <w:r>
           <w:rPr>
             <w:lang w:val="hi_IN" w:bidi="hi_IN"/>
@@ -23634,7 +23569,7 @@
         </w:rPr>
         <w:t xml:space="preserve"> से </w:t>
       </w:r>
-      <w:hyperlink r:id="rId26">
+      <w:hyperlink r:id="rId24">
         <w:r>
           <w:rPr>
             <w:lang w:val="hi_IN" w:bidi="hi_IN"/>
@@ -24402,7 +24337,7 @@
         </w:rPr>
         <w:t xml:space="preserve"> का अनुवाद विशेषण शब्द से कर सकते हैं| देखें कि आपने इसके बहुवचन रूप का अनुवाद </w:t>
       </w:r>
-      <w:hyperlink r:id="rId27">
+      <w:hyperlink r:id="rId25">
         <w:r>
           <w:rPr>
             <w:lang w:val="hi_IN" w:bidi="hi_IN"/>
@@ -25437,7 +25372,7 @@
         </w:rPr>
         <w:t xml:space="preserve">"यह पद और अग्रिम पद उस शर्त आधारित वाक्य का समापन हैं जिसका आरंभ </w:t>
       </w:r>
-      <w:hyperlink r:id="rId25">
+      <w:hyperlink r:id="rId23">
         <w:r>
           <w:rPr>
             <w:lang w:val="hi_IN" w:bidi="hi_IN"/>
@@ -25455,7 +25390,7 @@
         </w:rPr>
         <w:t xml:space="preserve"> में हुआ और </w:t>
       </w:r>
-      <w:hyperlink r:id="rId26">
+      <w:hyperlink r:id="rId24">
         <w:r>
           <w:rPr>
             <w:lang w:val="hi_IN" w:bidi="hi_IN"/>
@@ -25473,7 +25408,7 @@
         </w:rPr>
         <w:t xml:space="preserve"> में समापन हुआ| पतरस पूर्वोक्त शर्तों के सच होने का परिणाम प्रकट कर रहा है| यदि आपने </w:t>
       </w:r>
-      <w:hyperlink r:id="rId28">
+      <w:hyperlink r:id="rId26">
         <w:r>
           <w:rPr>
             <w:lang w:val="hi_IN" w:bidi="hi_IN"/>
@@ -25491,7 +25426,7 @@
         </w:rPr>
         <w:t xml:space="preserve"> को एक पृथक वाक्य बनाया है तो आपको संकेत देने की आवश्यकता होगी कि </w:t>
       </w:r>
-      <w:hyperlink r:id="rId29">
+      <w:hyperlink r:id="rId27">
         <w:r>
           <w:rPr>
             <w:lang w:val="hi_IN" w:bidi="hi_IN"/>
@@ -27015,7 +26950,7 @@
         </w:rPr>
         <w:t xml:space="preserve"> के द्वारा इस अध्याय में दूसरे भाग के आरम्भ का संकेत दिया गया है जिसका विस्तार </w:t>
       </w:r>
-      <w:hyperlink r:id="rId30">
+      <w:hyperlink r:id="rId28">
         <w:r>
           <w:rPr>
             <w:lang w:val="hi_IN" w:bidi="hi_IN"/>
@@ -27339,7 +27274,7 @@
         </w:rPr>
         <w:t xml:space="preserve"> शब्द उन झूठे शिक्षकों के सन्दर्भ में है जिनकी चर्चा पतरस ने\n\n </w:t>
       </w:r>
-      <w:hyperlink r:id="rId24">
+      <w:hyperlink r:id="rId22">
         <w:r>
           <w:rPr>
             <w:lang w:val="hi_IN" w:bidi="hi_IN"/>
@@ -28041,7 +27976,7 @@
         </w:rPr>
         <w:t xml:space="preserve"> शब्द </w:t>
       </w:r>
-      <w:hyperlink r:id="rId24">
+      <w:hyperlink r:id="rId22">
         <w:r>
           <w:rPr>
             <w:lang w:val="hi_IN" w:bidi="hi_IN"/>
@@ -31516,7 +31451,7 @@
         </w:rPr>
         <w:t xml:space="preserve"> का सन्दर्भ उस जीवन शैली से है जो न्यायोचित है और प्रभु को प्रसन्न करने वाली है| संभवतः पतरस मसीही विश्वास के सन्दर्भ में भी इसको काम में ले रहा है, जैसा \n</w:t>
       </w:r>
-      <w:hyperlink r:id="rId27">
+      <w:hyperlink r:id="rId25">
         <w:r>
           <w:rPr>
             <w:lang w:val="hi_IN" w:bidi="hi_IN"/>
@@ -33186,7 +33121,7 @@
         </w:rPr>
         <w:t xml:space="preserve"> अर्थात झूठे शिक्षक जिनकी चर्चा \n</w:t>
       </w:r>
-      <w:hyperlink r:id="rId24">
+      <w:hyperlink r:id="rId22">
         <w:r>
           <w:rPr>
             <w:lang w:val="hi_IN" w:bidi="hi_IN"/>
@@ -34424,7 +34359,7 @@
         </w:rPr>
         <w:t xml:space="preserve"> सर्वनाम शब्द उन झूठे शिक्षकों के सन्दर्भ में है जिनकी चर्चा \n</w:t>
       </w:r>
-      <w:hyperlink r:id="rId24">
+      <w:hyperlink r:id="rId22">
         <w:r>
           <w:rPr>
             <w:lang w:val="hi_IN" w:bidi="hi_IN"/>
@@ -34644,7 +34579,7 @@
         </w:rPr>
         <w:t xml:space="preserve"> का सन्दर्भ उन अनैतिक यौनाचार के कामों से है जिनमें संयम की कमी होती है| देखें कि आपने इस शब्द का अनुवाद </w:t>
       </w:r>
-      <w:hyperlink r:id="rId27">
+      <w:hyperlink r:id="rId25">
         <w:r>
           <w:rPr>
             <w:lang w:val="hi_IN" w:bidi="hi_IN"/>
@@ -35901,7 +35836,7 @@
         </w:rPr>
         <w:t>"उसी रूपक के प्रयोग द्वारा जो \n</w:t>
       </w:r>
-      <w:hyperlink r:id="rId31">
+      <w:hyperlink r:id="rId29">
         <w:r>
           <w:rPr>
             <w:lang w:val="hi_IN" w:bidi="hi_IN"/>
@@ -36278,7 +36213,7 @@
         </w:rPr>
         <w:t xml:space="preserve"> में निहित विचार का अनुवाद क्रिया पदबंध के द्वारा भी कर सकते हैं| देखें कि आपने एक ऐसे ही वाक्यांश का अनुवाद \n</w:t>
       </w:r>
-      <w:hyperlink r:id="rId32">
+      <w:hyperlink r:id="rId30">
         <w:r>
           <w:rPr>
             <w:lang w:val="hi_IN" w:bidi="hi_IN"/>
@@ -36877,7 +36812,7 @@
         </w:rPr>
         <w:t xml:space="preserve"> झूठे शिक्षकों के सन्दर्भ में है जिनकी चर्चा </w:t>
       </w:r>
-      <w:hyperlink r:id="rId24">
+      <w:hyperlink r:id="rId22">
         <w:r>
           <w:rPr>
             <w:lang w:val="hi_IN" w:bidi="hi_IN"/>
@@ -36895,7 +36830,7 @@
         </w:rPr>
         <w:t xml:space="preserve"> में की गई है और </w:t>
       </w:r>
-      <w:hyperlink r:id="rId33">
+      <w:hyperlink r:id="rId31">
         <w:r>
           <w:rPr>
             <w:lang w:val="hi_IN" w:bidi="hi_IN"/>
@@ -37232,7 +37167,7 @@
         </w:rPr>
         <w:t xml:space="preserve"> का सन्दर्भ झूठे शिक्षकों से है जिनका वर्णन\n</w:t>
       </w:r>
-      <w:hyperlink r:id="rId24">
+      <w:hyperlink r:id="rId22">
         <w:r>
           <w:rPr>
             <w:lang w:val="hi_IN" w:bidi="hi_IN"/>
@@ -37485,7 +37420,7 @@
         </w:rPr>
         <w:t xml:space="preserve"> या पथ शब्द काम में लेता है| को इस वाक्यांश का सन्दर्भ न्यायोचि और प्रभु को प्रसन्न करने वाली जीवन शैली से है| पतरस संभवतः इसका उपयोग विशेष करके मसीही विश्वास के सन्दर्भ में भी करता है, जैसे उसने </w:t>
       </w:r>
-      <w:hyperlink r:id="rId27">
+      <w:hyperlink r:id="rId25">
         <w:r>
           <w:rPr>
             <w:lang w:val="hi_IN" w:bidi="hi_IN"/>
@@ -37503,7 +37438,7 @@
         </w:rPr>
         <w:t xml:space="preserve"> में ""सत्य के मार्ग"" और </w:t>
       </w:r>
-      <w:hyperlink r:id="rId34">
+      <w:hyperlink r:id="rId32">
         <w:r>
           <w:rPr>
             <w:lang w:val="hi_IN" w:bidi="hi_IN"/>
@@ -38258,7 +38193,7 @@
         </w:rPr>
         <w:t xml:space="preserve"> झूठे शिक्षकों के सन्दर्भ में है जिनकी चर्चा \n</w:t>
       </w:r>
-      <w:hyperlink r:id="rId24">
+      <w:hyperlink r:id="rId22">
         <w:r>
           <w:rPr>
             <w:lang w:val="hi_IN" w:bidi="hi_IN"/>
@@ -38922,7 +38857,7 @@
         </w:rPr>
         <w:t xml:space="preserve"> शब्द का उपयोग लाक्षणिक भाषा में करता है जिससे ऐसा प्रतीत होता है कि जैसे उसके पाठकों के मन सुषुप्त हैं परन्तु वह अपने पाठकों को इन बातों पर मनन करने के लिए प्रेरित करने का सन्दर्भ दे रहा है| यदि आपकी भाषा में स्पष्ट हो सके तो आप इसका अनुवाद अलंकार रहित भाषा में कर सकते हैं| देखें कि आपने इस शब्द का अनुवाद \n\n</w:t>
       </w:r>
-      <w:hyperlink r:id="rId35">
+      <w:hyperlink r:id="rId33">
         <w:r>
           <w:rPr>
             <w:lang w:val="hi_IN" w:bidi="hi_IN"/>
@@ -39051,7 +38986,7 @@
         </w:rPr>
         <w:t xml:space="preserve"> का अनुवाद यहाँ क्रिया शब्द से कर सकते हैं| देखें कि आपने इस शब्द का अनुवाद \n</w:t>
       </w:r>
-      <w:hyperlink r:id="rId35">
+      <w:hyperlink r:id="rId33">
         <w:r>
           <w:rPr>
             <w:lang w:val="hi_IN" w:bidi="hi_IN"/>
@@ -39598,7 +39533,7 @@
         </w:rPr>
         <w:t xml:space="preserve"> शब्द पुराने नियम के भविष्य द्व क्ताओं के सन्दर्भ में है जिनकी चर्चा पतरस ने \n</w:t>
       </w:r>
-      <w:hyperlink r:id="rId36">
+      <w:hyperlink r:id="rId34">
         <w:r>
           <w:rPr>
             <w:lang w:val="hi_IN" w:bidi="hi_IN"/>
@@ -40497,7 +40432,7 @@
         </w:rPr>
         <w:t xml:space="preserve"> शब्द के उपयोग द्वारा महत्त्व के परिमाप का सन्दर्भ देता है| इसका सन्दर्भ समय के क्रम से नहीं है| देखें कि आपने इसका अनुवाद \n</w:t>
       </w:r>
-      <w:hyperlink r:id="rId37">
+      <w:hyperlink r:id="rId35">
         <w:r>
           <w:rPr>
             <w:lang w:val="hi_IN" w:bidi="hi_IN"/>
@@ -40593,7 +40528,7 @@
         </w:rPr>
         <w:t>"पतरस इस कथन के द्वारा निस्देशन प्रदान कर रहा है| यदि आपकी भाषा में सहायक सिद्ध हो सके तो आप इसका अनुवाद आज्ञा के रूप में करके स्पश्तिकारण दे सकते हैं| यदि आप ऐसा कर रहे हैं तो एक नए वाक्य की रचना करना सहायक होगा| देखें कि आपने इसका अनुवाद \n</w:t>
       </w:r>
-      <w:hyperlink r:id="rId37">
+      <w:hyperlink r:id="rId35">
         <w:r>
           <w:rPr>
             <w:lang w:val="hi_IN" w:bidi="hi_IN"/>
@@ -43241,7 +43176,7 @@
         </w:rPr>
         <w:t xml:space="preserve"> का सन्दर्भ ""परमेश्वर के शब्द"" से है जिसका उल्लेख पतरस ने \n\n </w:t>
       </w:r>
-      <w:hyperlink r:id="rId38">
+      <w:hyperlink r:id="rId36">
         <w:r>
           <w:rPr>
             <w:lang w:val="hi_IN" w:bidi="hi_IN"/>
@@ -44289,7 +44224,7 @@
         </w:rPr>
         <w:t xml:space="preserve"> की पूर्ती से है| देखें कि आपने इसका अनुवाद\n</w:t>
       </w:r>
-      <w:hyperlink r:id="rId39">
+      <w:hyperlink r:id="rId37">
         <w:r>
           <w:rPr>
             <w:lang w:val="hi_IN" w:bidi="hi_IN"/>
@@ -44398,7 +44333,7 @@
         </w:rPr>
         <w:t xml:space="preserve"> </w:t>
       </w:r>
-      <w:hyperlink r:id="rId40">
+      <w:hyperlink r:id="rId38">
         <w:r>
           <w:rPr>
             <w:lang w:val="hi_IN" w:bidi="hi_IN"/>
@@ -46744,7 +46679,7 @@
         </w:rPr>
         <w:t xml:space="preserve"> का संभावित अर्थ हो सकता है: (1) ब्रह्माण्ड की रचना करने वाले मूल अवयव| वैकल्पिक अनुवाद: ""प्रकृति के अवयवों को नष्ट किया जाएगा"" (2) आकाशीय पिंड जैसे, सूर्य, चंद्रमा, और सितारे| वैकल्पिक अनुवाद: ""आकाशीय पिंड नष्ट किए जाएंगे"" देखें कि आपने इसका अनुवाद \n</w:t>
       </w:r>
-      <w:hyperlink r:id="rId41">
+      <w:hyperlink r:id="rId39">
         <w:r>
           <w:rPr>
             <w:lang w:val="hi_IN" w:bidi="hi_IN"/>
@@ -47164,7 +47099,7 @@
         </w:rPr>
         <w:t xml:space="preserve">"यहाँ, **प्रतिज्ञा&amp;&amp; का सन्दर्भ हो सकता है: (1) नया आकाश और नई पृथ्वी की रचना की परमेश्वर की प्रतिज्ञा से जो यशायाह 65:17 और 66:22 में विहित है| वैकल्पिक अनुवाद: ""नए आकाश और नई ओरिथावी की उसकी प्रतिज्ञा"" (2) यीशु के पुनः आगमन की प्रतिज्ञा जैसा </w:t>
       </w:r>
-      <w:hyperlink r:id="rId39">
+      <w:hyperlink r:id="rId37">
         <w:r>
           <w:rPr>
             <w:lang w:val="hi_IN" w:bidi="hi_IN"/>
@@ -47495,7 +47430,7 @@
         </w:rPr>
         <w:t xml:space="preserve"> शब्द के प्रयोग द्वारा अपनी अभी-अभी कही गई बात के परिणामस्वरूप उसके पाठकों के व्यवहार का वर्णन करता है| वह विशेष करके </w:t>
       </w:r>
-      <w:hyperlink r:id="rId42">
+      <w:hyperlink r:id="rId40">
         <w:r>
           <w:rPr>
             <w:lang w:val="hi_IN" w:bidi="hi_IN"/>
@@ -47624,7 +47559,7 @@
         </w:rPr>
         <w:t xml:space="preserve"> पतरस के पत्र के प्राप्तिकर्ताओं के सन्दर्भ में है परन्तु इसमें सब विश्वासी समाहित हो सकते हैं| यदि आपकी भाषा में स्पष्ट हो सके तो आप इसको सुव्यक्त कर सकते हैं| देखें कि आपने इसका अनुवाद </w:t>
       </w:r>
-      <w:hyperlink r:id="rId43">
+      <w:hyperlink r:id="rId41">
         <w:r>
           <w:rPr>
             <w:lang w:val="hi_IN" w:bidi="hi_IN"/>
@@ -47753,7 +47688,7 @@
         </w:rPr>
         <w:t xml:space="preserve"> का सन्दर्भ प्रभु के दिन के आगमन से सम्बंधित घटनाओं से है जिनकी चर्चा पतरस ने </w:t>
       </w:r>
-      <w:hyperlink r:id="rId42">
+      <w:hyperlink r:id="rId40">
         <w:r>
           <w:rPr>
             <w:lang w:val="hi_IN" w:bidi="hi_IN"/>
@@ -48293,7 +48228,7 @@
         </w:rPr>
         <w:t xml:space="preserve">"क्योंकि प्रभु धीरजवंत है, न्याय का दिन अभी तक नहीं आया है। यह लोगों को पश्चाताप करने और उद्धार पाने का अवसर देता है, जैसा कि पतरस ने </w:t>
       </w:r>
-      <w:hyperlink r:id="rId44">
+      <w:hyperlink r:id="rId42">
         <w:r>
           <w:rPr>
             <w:lang w:val="hi_IN" w:bidi="hi_IN"/>
@@ -49075,7 +49010,7 @@
         </w:rPr>
         <w:t xml:space="preserve">"यहाँ **इन बातों ** का सन्दर्भ हो सकता है: (1) </w:t>
       </w:r>
-      <w:hyperlink r:id="rId42">
+      <w:hyperlink r:id="rId40">
         <w:r>
           <w:rPr>
             <w:lang w:val="hi_IN" w:bidi="hi_IN"/>
@@ -49093,7 +49028,7 @@
         </w:rPr>
         <w:t xml:space="preserve"> में चर्चित प्रभु के दिन से सम्बंधित घटनाएं और </w:t>
       </w:r>
-      <w:hyperlink r:id="rId45">
+      <w:hyperlink r:id="rId43">
         <w:r>
           <w:rPr>
             <w:lang w:val="hi_IN" w:bidi="hi_IN"/>
@@ -49124,7 +49059,7 @@
         </w:rPr>
         <w:t xml:space="preserve"> कहा गया है| वैकल्पिक अनुवाद: ""ये बातें जो प्रभु के दिन होंगी"" (2) ईश्वर परायण जीवन जीने की आवश्यकता और समझना कि परमेश्वर का धीरज धरना मनुष्यों के उद्धार के निमित्त है जिसकी चर्चा</w:t>
       </w:r>
-      <w:hyperlink r:id="rId46">
+      <w:hyperlink r:id="rId44">
         <w:r>
           <w:rPr>
             <w:lang w:val="hi_IN" w:bidi="hi_IN"/>
@@ -49865,7 +49800,7 @@
         </w:rPr>
         <w:t xml:space="preserve"> का सन्दर्भ पतरस के पाठकों से है परन्तु इसमें सब विश्वासी समाहित होते हैं| यदि आपकी भाषा में स्पष्ट हो सके तो आप इसको सुव्यक्त कर सकते हैं| देखें कि आपने इसका अनुवाद </w:t>
       </w:r>
-      <w:hyperlink r:id="rId43">
+      <w:hyperlink r:id="rId41">
         <w:r>
           <w:rPr>
             <w:lang w:val="hi_IN" w:bidi="hi_IN"/>
@@ -49883,7 +49818,7 @@
         </w:rPr>
         <w:t xml:space="preserve"> में और </w:t>
       </w:r>
-      <w:hyperlink r:id="rId45">
+      <w:hyperlink r:id="rId43">
         <w:r>
           <w:rPr>
             <w:lang w:val="hi_IN" w:bidi="hi_IN"/>

--- a/hin/docx/61.content.docx
+++ b/hin/docx/61.content.docx
@@ -141,13 +141,6 @@
         <w:rPr>
           <w:lang w:val="hi_IN" w:bidi="hi_IN"/>
         </w:rPr>
-      </w:r>
-      <w:r>
-        <w:rPr>
-          <w:i/>
-          <w:lang w:val="hi_IN" w:bidi="hi_IN"/>
-        </w:rPr>
-        <w:t>2 पतरस 1:1 (#1), 2 पतरस 1:1 (#1), 2 पतरस 1:1 (#2), 2 पतरस 1:1 (#4), 2 पतरस 1:1 (#3), 2 पतरस 1:1 (#2), 2 पतरस 1:1 (#5), 2 पतरस 1:1 (#3), 2 पतरस 1:1 (#4), 2 पतरस 1:2 (#1), 2 पतरस 1:2 (#1), 2 पतरस 1:2 (#2), 2 पतरस 1:2 (#2), 2 पतरस 1:2 (#3), 2 पतरस 1:2 (#3), 2 पतरस 1:2 (#4), 2 पतरस 1:2 (#5), 2 पतरस 1:3 (#1), 2 पतरस 1:3 (#1), 2 पतरस 1:3 (#2), 2 पतरस 1:3 (#3), 2 पतरस 1:3 (#4), 2 पतरस 1:3 (#5), 2 पतरस 1:3 (#2), 2 पतरस 1:3 (#6), 2 पतरस 1:3 (#7), 2 पतरस 1:3 (#8), 2 पतरस 1:3 (#9), 2 पतरस 1:3 (#3), 2 पतरस 1:3 (#10), 2 पतरस 1:3 (#11), 2 पतरस 1:4 (#2), 2 पतरस 1:4 (#1), 2 पतरस 1:4 (#1), 2 पतरस 1:4 (#3), 2 पतरस 1:4 (#4), 2 पतरस 1:4 (#5), 2 पतरस 1:4 (#2), 2 पतरस 1:4 (#6), 2 पतरस 1:4 (#3), 2 पतरस 1:4 (#4), 2 पतरस 1:4 (#7), 2 पतरस 1:4 (#8), 2 पतरस 1:4 (#9), 2 पतरस 1:5 (#1), 2 पतरस 1:5 (#1), 2 पतरस 1:5 (#2), 2 पतरस 1:5 (#3), 2 पतरस 1:5 (#4), 2 पतरस 1:5 (#5), 2 पतरस 1:5 (#6), 2 पतरस 1:5 (#7), 2 पतरस 1:6 (#1), 2 पतरस 1:6 (#2), 2 पतरस 1:6 (#3), 2 पतरस 1:6 (#4), 2 पतरस 1:6 (#5), 2 पतरस 1:6 (#6), 2 पतरस 1:6 (#7), 2 पतरस 1:7 (#1), 2 पतरस 1:7 (#1), 2 पतरस 1:7 (#2), 2 पतरस 1:7 (#3), 2 पतरस 1:8 (#1), 2 पतरस 1:8 (#2), 2 पतरस 1:8 (#1), 2 पतरस 1:8 (#2), 2 पतरस 1:8 (#3), 2 पतरस 1:8 (#3), 2 पतरस 1:8 (#4), 2 पतरस 1:9 (#1), 2 पतरस 1:9 (#1), 2 पतरस 1:9 (#2), 2 पतरस 1:9 (#2), 2 पतरस 1:9 (#5), 2 पतरस 1:9 (#3), 2 पतरस 1:9 (#3), 2 पतरस 1:9 (#4), 2 पतरस 1:10 (#1), 2 पतरस 1:10 (#2), 2 पतरस 1:10 (#3), 2 पतरस 1:10 (#1), 2 पतरस 1:10 (#4), 2 पतरस 1:10 (#5), 2 पतरस 1:10 (#1), 2 पतरस 1:10 (#2), 2 पतरस 1:11 (#1), 2 पतरस 1:11 (#2), 2 पतरस 1:11 (#1), 2 पतरस 1:11 (#2), 2 पतरस 1:12 (#1), 2 पतरस 1:12 (#1), 2 पतरस 1:12 (#1), 2 पतरस 1:12 (#2), 2 पतरस 1:12 (#1), 2 पतरस 1:12 (#2), 2 पतरस 1:12 (#3), 2 पतरस 1:13 (#1), 2 पतरस 1:13 (#2), 2 पतरस 1:13 (#1), 2 पतरस 1:13 (#1), 2 पतरस 1:14 (#1), 2 पतरस 1:14 (#1), 2 पतरस 1:14 (#1), 2 पतरस 1:14 (#2), 2 पतरस 1:15 (#1), 2 पतरस 1:15 (#2), 2 पतरस 1:15 (#1), 2 पतरस 1:15 (#3), 2 पतरस 1:16 (#1), 2 पतरस 1:16 (#2), 2 पतरस 1:16 (#3), 2 पतरस 1:16 (#4), 2 पतरस 1:16 (#5), 2 पतरस 1:16 (#1), 2 पतरस 1:16 (#1), 2 पतरस 1:16 (#2), 2 पतरस 1:17 (#1), 2 पतरस 1:17 (#2), 2 पतरस 1:17 (#3), 2 पतरस 1:17 (#1), 2 पतरस 1:17 (#4), 2 पतरस 1:17 (#5), 2 पतरस 1:17 (#2), 2 पतरस 1:17 (#6), 2 पतरस 1:17 (#7), 2 पतरस 1:18 (#1), 2 पतरस 1:18 (#2), 2 पतरस 1:18 (#3), 2 पतरस 1:18 (#1), 2 पतरस 1:18 (#2), 2 पतरस 1:19 (#2), 2 पतरस 1:19 (#3), 2 पतरस 1:19 (#4), 2 पतरस 1:19 (#5), 2 पतरस 1:19 (#1), 2 पतरस 1:19 (#6), 2 पतरस 1:19 (#2), 2 पतरस 1:19 (#7), 2 पतरस 1:19 (#3), 2 पतरस 1:19 (#8), 2 पतरस 1:20 (#1), 2 पतरस 1:20 (#1), 2 पतरस 1:20 (#2), 2 पतरस 1:20 (#2), 2 पतरस 1:21 (#1), 2 पतरस 1:21 (#2), 2 पतरस 1:21 (#3), 2 पतरस 1:21 (#1), 2 पतरस 1:21 (#1), 2 पतरस 1:21 (#2), 2 पतरस 2:1 (#1), 2 पतरस 2:1 (#2), 2 पतरस 2:1 (#3), 2 पतरस 2:1 (#1), 2 पतरस 2:1 (#2), 2 पतरस 2:1 (#1), 2 पतरस 2:1 (#3), 2 पतरस 2:1 (#4), 2 पतरस 2:1 (#4), 2 पतरस 2:1 (#2), 2 पतरस 2:1 (#5), 2 पतरस 2:2 (#1), 2 पतरस 2:2 (#2), 2 पतरस 2:2 (#3), 2 पतरस 2:2 (#1), 2 पतरस 2:2 (#4), 2 पतरस 2:2 (#5), 2 पतरस 2:2 (#6), 2 पतरस 2:2 (#2), 2 पतरस 2:2 (#7), 2 पतरस 2:2 (#8), 2 पतरस 2:3 (#1), 2 पतरस 2:3 (#1), 2 पतरस 2:3 (#1), 2 पतरस 2:3 (#2), 2 पतरस 2:3 (#3), 2 पतरस 2:3 (#4), 2 पतरस 2:3 (#2), 2 पतरस 2:3 (#2), 2 पतरस 2:3 (#5), 2 पतरस 2:3 (#6), 2 पतरस 2:3 (#3), 2 पतरस 2:4 (#1), 2 पतरस 2:4 (#1), 2 पतरस 2:4 (#2), 2 पतरस 2:4 (#2), 2 पतरस 2:4 (#3), 2 पतरस 2:4 (#5), 2 पतरस 2:4 (#3), 2 पतरस 2:4 (#4), 2 पतरस 2:4 (#5), 2 पतरस 2:4 (#6), 2 पतरस 2:4 (#6), 2 पतरस 2:4 (#7), 2 पतरस 2:4 (#8), 2 पतरस 2:5 (#1), 2 पतरस 2:5 (#1), 2 पतरस 2:5 (#1), 2 पतरस 2:5 (#2), 2 पतरस 2:5 (#2), 2 पतरस 2:5 (#4), 2 पतरस 2:5 (#5), 2 पतरस 2:5 (#6), 2 पतरस 2:5 (#2), 2 पतरस 2:5 (#7), 2 पतरस 2:6 (#1), 2 पतरस 2:6 (#2), 2 पतरस 2:6 (#1), 2 पतरस 2:6 (#4), 2 पतरस 2:6 (#5), 2 पतरस 2:6 (#3), 2 पतरस 2:6 (#6), 2 पतरस 2:7 (#1), 2 पतरस 2:7 (#1), 2 पतरस 2:7 (#1), 2 पतरस 2:7 (#2), 2 पतरस 2:7 (#3), 2 पतरस 2:7 (#4), 2 पतरस 2:7 (#1), 2 पतरस 2:7 (#5), 2 पतरस 2:7 (#2), 2 पतरस 2:8 (#1), 2 पतरस 2:8 (#2), 2 पतरस 2:8 (#1), 2 पतरस 2:8 (#1), 2 पतरस 2:8 (#3), 2 पतरस 2:8 (#4), 2 पतरस 2:8 (#2), 2 पतरस 2:8 (#2), 2 पतरस 2:9 (#1), 2 पतरस 2:9 (#2), 2 पतरस 2:9 (#3), 2 पतरस 2:9 (#4), 2 पतरस 2:9 (#5), 2 पतरस 2:9 (#1), 2 पतरस 2:9 (#6), 2 पतरस 2:10 (#1), 2 पतरस 2:10 (#1), 2 पतरस 2:10 (#3), 2 पतरस 2:10 (#1), 2 पतरस 2:10 (#2), 2 पतरस 2:10 (#3), 2 पतरस 2:10 (#4), 2 पतरस 2:10 (#4), 2 पतरस 2:10 (#5), 2 पतरस 2:10 (#6), 2 पतरस 2:10 (#2), 2 पतरस 2:10 (#1), 2 पतरस 2:10 (#7), 2 पतरस 2:11 (#1), 2 पतरस 2:11 (#1), 2 पतरस 2:11 (#2), 2 पतरस 2:11 (#2), 2 पतरस 2:12 (#1), 2 पतरस 2:12 (#1), 2 पतरस 2:12 (#2), 2 पतरस 2:12 (#1), 2 पतरस 2:12 (#3), 2 पतरस 2:12 (#4), 2 पतरस 2:12 (#2), 2 पतरस 2:12 (#2), 2 पतरस 2:12 (#5), 2 पतरस 2:12 (#3), 2 पतरस 2:12 (#3), 2 पतरस 2:12 (#4), 2 पतरस 2:12 (#6), 2 पतरस 2:13 (#1), 2 पतरस 2:13 (#1), 2 पतरस 2:13 (#2), 2 पतरस 2:13 (#2), 2 पतरस 2:13 (#1), 2 पतरस 2:13 (#3), 2 पतरस 2:13 (#3), 2 पतरस 2:13 (#4), 2 पतरस 2:13 (#5), 2 पतरस 2:14 (#1), 2 पतरस 2:14 (#1), 2 पतरस 2:14 (#1), 2 पतरस 2:14 (#3), 2 पतरस 2:14 (#2), 2 पतरस 2:14 (#3), 2 पतरस 2:14 (#4), 2 पतरस 2:14 (#4), 2 पतरस 2:14 (#2), 2 पतरस 2:14 (#3), 2 पतरस 2:15 (#1), 2 पतरस 2:15 (#2), 2 पतरस 2:15 (#1), 2 पतरस 2:15 (#2), 2 पतरस 2:15 (#3), 2 पतरस 2:15 (#4), 2 पतरस 2:15 (#5), 2 पतरस 2:15 (#6), 2 पतरस 2:15 (#7), 2 पतरस 2:15 (#8), 2 पतरस 2:15 (#9), 2 पतरस 2:16 (#1), 2 पतरस 2:16 (#1), 2 पतरस 2:16 (#2), 2 पतरस 2:16 (#3), 2 पतरस 2:16 (#3), 2 पतरस 2:17 (#1), 2 पतरस 2:17 (#1), 2 पतरस 2:17 (#2), 2 पतरस 2:17 (#2), 2 पतरस 2:17 (#3), 2 पतरस 2:17 (#1), 2 पतरस 2:17 (#3), 2 पतरस 2:18 (#1), 2 पतरस 2:18 (#1), 2 पतरस 2:18 (#2), 2 पतरस 2:18 (#3), 2 पतरस 2:18 (#2), 2 पतरस 2:18 (#4), 2 पतरस 2:18 (#1), 2 पतरस 2:18 (#3), 2 पतरस 2:19 (#1), 2 पतरस 2:19 (#1), 2 पतरस 2:19 (#1), 2 पतरस 2:19 (#2), 2 पतरस 2:19 (#2), 2 पतरस 2:19 (#2), 2 पतरस 2:19 (#3), 2 पतरस 2:19 (#1), 2 पतरस 2:20 (#1), 2 पतरस 2:20 (#2), 2 पतरस 2:20 (#3), 2 पतरस 2:20 (#2), 2 पतरस 2:20 (#3), 2 पतरस 2:20 (#4), 2 पतरस 2:20 (#2), 2 पतरस 2:20 (#3), 2 पतरस 2:20 (#1), 2 पतरस 2:20 (#4), 2 पतरस 2:20 (#1), 2 पतरस 2:20 (#5), 2 पतरस 2:21 (#3), 2 पतरस 2:21 (#1), 2 पतरस 2:21 (#2), 2 पतरस 2:21 (#1), 2 पतरस 2:21 (#2), 2 पतरस 2:21 (#2), 2 पतरस 2:21 (#3), 2 पतरस 2:21 (#1), 2 पतरस 2:21 (#3), 2 पतरस 2:22 (#1), 2 पतरस 2:22 (#1), 2 पतरस 2:22 (#2), 2 पतरस 2:22 (#1), 2 पतरस 2:22 (#2), 2 पतरस 3:1 (#1), 2 पतरस 3:1 (#1), 2 पतरस 3:1 (#2), 2 पतरस 3:1 (#1), 2 पतरस 3:1 (#2), 2 पतरस 3:2 (#2), 2 पतरस 3:2 (#1), 2 पतरस 3:2 (#1), 2 पतरस 3:2 (#1), 2 पतरस 3:2 (#2), 2 पतरस 3:2 (#2), 2 पतरस 3:2 (#2), 2 पतरस 3:2 (#3), 2 पतरस 3:2 (#1), 2 पतरस 3:2 (#1), 2 पतरस 3:2 (#4), 2 पतरस 3:3 (#1), 2 पतरस 3:3 (#2), 2 पतरस 3:3 (#1), 2 पतरस 3:3 (#1), 2 पतरस 3:3 (#2), 2 पतरस 3:4 (#3), 2 पतरस 3:4 (#1), 2 पतरस 3:4 (#2), 2 पतरस 3:4 (#1), 2 पतरस 3:4 (#2), 2 पतरस 3:4 (#1), 2 पतरस 3:4 (#3), 2 पतरस 3:4 (#2), 2 पतरस 3:4 (#3), 2 पतरस 3:4 (#4), 2 पतरस 3:5 (#2), 2 पतरस 3:5 (#1), 2 पतरस 3:5 (#1), 2 पतरस 3:5 (#2), 2 पतरस 3:5 (#1), 2 पतरस 3:6 (#1), 2 पतरस 3:6 (#2), 2 पतरस 3:6 (#1), 2 पतरस 3:6 (#2), 2 पतरस 3:7 (#3), 2 पतरस 3:7 (#1), 2 पतरस 3:7 (#2), 2 पतरस 3:7 (#1), 2 पतरस 3:7 (#2), 2 पतरस 3:7 (#3), 2 पतरस 3:7 (#2), 2 पतरस 3:7 (#4), 2 पतरस 3:7 (#1), 2 पतरस 3:8 (#1), 2 पतरस 3:8 (#2), 2 पतरस 3:8 (#1), 2 पतरस 3:9 (#1), 2 पतरस 3:9 (#2), 2 पतरस 3:9 (#1), 2 पतरस 3:9 (#2), 2 पतरस 3:9 (#3), 2 पतरस 3:9 (#4), 2 पतरस 3:10 (#1), 2 पतरस 3:10 (#2), 2 पतरस 3:10 (#1), 2 पतरस 3:10 (#4), 2 पतरस 3:10 (#5), 2 पतरस 3:10 (#1), 2 पतरस 3:10 (#6), 2 पतरस 3:10 (#2), 2 पतरस 3:10 (#2), 2 पतरस 3:11 (#1), 2 पतरस 3:11 (#2), 2 पतरस 3:11 (#1), 2 पतरस 3:11 (#3), 2 पतरस 3:11 (#2), 2 पतरस 3:12 (#1), 2 पतरस 3:12 (#1), 2 पतरस 3:12 (#2), 2 पतरस 3:12 (#1), 2 पतरस 3:12 (#2), 2 पतरस 3:12 (#3), 2 पतरस 3:13 (#1), 2 पतरस 3:13 (#1), 2 पतरस 3:13 (#2), 2 पतरस 3:13 (#1), 2 पतरस 3:13 (#3), 2 पतरस 3:14 (#1), 2 पतरस 3:14 (#2), 2 पतरस 3:14 (#3), 2 पतरस 3:14 (#1), 2 पतरस 3:14 (#2), 2 पतरस 3:14 (#3), 2 पतरस 3:14 (#4), 2 पतरस 3:15 (#1), 2 पतरस 3:15 (#1), 2 पतरस 3:15 (#2), 2 पतरस 3:15 (#3), 2 पतरस 3:15 (#2), 2 पतरस 3:15 (#4), 2 पतरस 3:16 (#1), 2 पतरस 3:16 (#1), 2 पतरस 3:16 (#2), 2 पतरस 3:16 (#2), 2 पतरस 3:16 (#3), 2 पतरस 3:16 (#5), 2 पतरस 3:16 (#4), 2 पतरस 3:17 (#1), 2 पतरस 3:17 (#1), 2 पतरस 3:17 (#2), 2 पतरस 3:17 (#5), 2 पतरस 3:17 (#3), 2 पतरस 3:17 (#4), 2 पतरस 3:17 (#5), 2 पतरस 3:17 (#4), 2 पतरस 3:17 (#1), 2 पतरस 3:18 (#1), 2 पतरस 3:18 (#1), 2 पतरस 3:18 (#1), 2 पतरस 3:18 (#2), 2 पतरस 3:18 (#3), 2 पतरस 3:18 (#4), 2 पतरस 3:18 (#5)</w:t>
       </w:r>
       <w:r>
         <w:rPr>

--- a/hin/docx/61.content.docx
+++ b/hin/docx/61.content.docx
@@ -19,7 +19,7 @@
         <w:rPr>
           <w:lang w:val="hi_IN" w:bidi="hi_IN"/>
         </w:rPr>
-        <w:t>Resource: अनुवाद नोट्स (अनफोल्डिंग वर्ड)</w:t>
+        <w:t>Resource: unfoldingWord® Translation Notes</w:t>
       </w:r>
       <w:r>
         <w:rPr>
@@ -90,7 +90,7 @@
         <w:rPr>
           <w:lang w:val="hi_IN" w:bidi="hi_IN"/>
         </w:rPr>
-        <w:t>अनुवाद नोट्स (अनफोल्डिंग वर्ड)</w:t>
+        <w:t>unfoldingWord® Translation Notes</w:t>
       </w:r>
     </w:p>
     <w:p>

--- a/hin/docx/61.content.docx
+++ b/hin/docx/61.content.docx
@@ -4004,7 +4004,7 @@
           <w:b/>
           <w:lang w:val="hi_IN" w:bidi="hi_IN"/>
         </w:rPr>
-        <w:t>τὰ τίμια καὶ μέγιστα ἡμῖν ἐπαγγέλματα δεδώρηται,</w:t>
+        <w:t>τὰ τίμια καὶ μέγιστα ἡμῖν ἐπαγγέλματα δεδώρηται</w:t>
       </w:r>
     </w:p>
     <w:p>
@@ -6418,7 +6418,7 @@
           <w:b/>
           <w:lang w:val="hi_IN" w:bidi="hi_IN"/>
         </w:rPr>
-        <w:t>ἐν δὲ τῇ ὑπομονῇ τὴν εὐσέβειαν,</w:t>
+        <w:t>ἐν δὲ τῇ ὑπομονῇ τὴν εὐσέβειαν</w:t>
       </w:r>
     </w:p>
     <w:p>
@@ -8746,7 +8746,7 @@
           <w:b/>
           <w:lang w:val="hi_IN" w:bidi="hi_IN"/>
         </w:rPr>
-        <w:t>τοῦ καθαρισμοῦ τῶν πάλαι αὐτοῦ ἁμαρτιῶν.</w:t>
+        <w:t>τοῦ καθαρισμοῦ τῶν πάλαι αὐτοῦ ἁμαρτιῶν</w:t>
       </w:r>
     </w:p>
     <w:p>
@@ -17147,7 +17147,7 @@
           <w:b/>
           <w:lang w:val="hi_IN" w:bidi="hi_IN"/>
         </w:rPr>
-        <w:t>αἱρέσεις ἀπωλείας,</w:t>
+        <w:t>αἱρέσεις ἀπωλείας</w:t>
       </w:r>
     </w:p>
     <w:p>
@@ -31934,7 +31934,7 @@
           <w:b/>
           <w:lang w:val="hi_IN" w:bidi="hi_IN"/>
         </w:rPr>
-        <w:t>Βαλαὰμ &amp; Βοσὸρ</w:t>
+        <w:t>τοῦ Βαλαὰμ τοῦ Βοσὸρ</w:t>
       </w:r>
     </w:p>
     <w:p>
@@ -35048,7 +35048,7 @@
           <w:b/>
           <w:lang w:val="hi_IN" w:bidi="hi_IN"/>
         </w:rPr>
-        <w:t>αὐτοὶ δοῦλοι ὑπάρχοντες τῆς φθορᾶς;</w:t>
+        <w:t>αὐτοὶ δοῦλοι ὑπάρχοντες τῆς φθορᾶς</w:t>
       </w:r>
     </w:p>
     <w:p>
@@ -41024,7 +41024,7 @@
           <w:b/>
           <w:lang w:val="hi_IN" w:bidi="hi_IN"/>
         </w:rPr>
-        <w:t>ποῦ ἐστιν ἡ ἐπαγγελία τῆς παρουσίας αὐτοῦ?</w:t>
+        <w:t>ποῦ ἐστιν ἡ ἐπαγγελία τῆς παρουσίας αὐτοῦ</w:t>
       </w:r>
     </w:p>
     <w:p>
@@ -41122,7 +41122,7 @@
           <w:b/>
           <w:lang w:val="hi_IN" w:bidi="hi_IN"/>
         </w:rPr>
-        <w:t>ποῦ ἐστιν ἡ ἐπαγγελία τῆς παρουσίας αὐτοῦ?</w:t>
+        <w:t>ποῦ ἐστιν ἡ ἐπαγγελία τῆς παρουσίας αὐτοῦ</w:t>
       </w:r>
     </w:p>
     <w:p>
@@ -46041,7 +46041,7 @@
           <w:b/>
           <w:lang w:val="hi_IN" w:bidi="hi_IN"/>
         </w:rPr>
-        <w:t>ποταποὺς δεῖ ὑπάρχειν ὑμᾶς?</w:t>
+        <w:t>ποταποὺς δεῖ ὑπάρχειν ὑμᾶς</w:t>
       </w:r>
     </w:p>
     <w:p>

--- a/hin/docx/61.content.docx
+++ b/hin/docx/61.content.docx
@@ -399,6 +399,21 @@
           <w:b/>
           <w:lang w:val="hi_IN" w:bidi="hi_IN"/>
         </w:rPr>
+        <w:t>δοῦλος καὶ ἀπόστολος Ἰησοῦ Χριστοῦ</w:t>
+      </w:r>
+    </w:p>
+    <w:p>
+      <w:pPr/>
+      <w:r>
+        <w:rPr>
+          <w:lang w:val="hi_IN" w:bidi="hi_IN"/>
+        </w:rPr>
+      </w:r>
+      <w:r>
+        <w:rPr>
+          <w:b/>
+          <w:lang w:val="hi_IN" w:bidi="hi_IN"/>
+        </w:rPr>
         <w:t>""</w:t>
       </w:r>
     </w:p>
@@ -566,6 +581,21 @@
           <w:b/>
           <w:lang w:val="hi_IN" w:bidi="hi_IN"/>
         </w:rPr>
+        <w:t>τοῖς ἰσότιμον ἡμῖν λαχοῦσιν πίστιν</w:t>
+      </w:r>
+    </w:p>
+    <w:p>
+      <w:pPr/>
+      <w:r>
+        <w:rPr>
+          <w:lang w:val="hi_IN" w:bidi="hi_IN"/>
+        </w:rPr>
+      </w:r>
+      <w:r>
+        <w:rPr>
+          <w:b/>
+          <w:lang w:val="hi_IN" w:bidi="hi_IN"/>
+        </w:rPr>
         <w:t>""</w:t>
       </w:r>
     </w:p>
@@ -662,6 +692,21 @@
           <w:b/>
           <w:lang w:val="hi_IN" w:bidi="hi_IN"/>
         </w:rPr>
+        <w:t>τοῖς ἰσότιμον &amp; λαχοῦσιν πίστιν</w:t>
+      </w:r>
+    </w:p>
+    <w:p>
+      <w:pPr/>
+      <w:r>
+        <w:rPr>
+          <w:lang w:val="hi_IN" w:bidi="hi_IN"/>
+        </w:rPr>
+      </w:r>
+      <w:r>
+        <w:rPr>
+          <w:b/>
+          <w:lang w:val="hi_IN" w:bidi="hi_IN"/>
+        </w:rPr>
         <w:t>"उन लोगों के नाम जिन्होंने"</w:t>
       </w:r>
       <w:r>
@@ -882,6 +927,21 @@
           <w:b/>
           <w:lang w:val="hi_IN" w:bidi="hi_IN"/>
         </w:rPr>
+        <w:t>ἐν δικαιοσύνῃ</w:t>
+      </w:r>
+    </w:p>
+    <w:p>
+      <w:pPr/>
+      <w:r>
+        <w:rPr>
+          <w:lang w:val="hi_IN" w:bidi="hi_IN"/>
+        </w:rPr>
+      </w:r>
+      <w:r>
+        <w:rPr>
+          <w:b/>
+          <w:lang w:val="hi_IN" w:bidi="hi_IN"/>
+        </w:rPr>
         <w:t>"धार्मिकता से"</w:t>
       </w:r>
     </w:p>
@@ -1180,6 +1240,21 @@
           <w:b/>
           <w:lang w:val="hi_IN" w:bidi="hi_IN"/>
         </w:rPr>
+        <w:t>χάρις &amp; καὶ εἰρήνη πληθυνθείη</w:t>
+      </w:r>
+    </w:p>
+    <w:p>
+      <w:pPr/>
+      <w:r>
+        <w:rPr>
+          <w:lang w:val="hi_IN" w:bidi="hi_IN"/>
+        </w:rPr>
+      </w:r>
+      <w:r>
+        <w:rPr>
+          <w:b/>
+          <w:lang w:val="hi_IN" w:bidi="hi_IN"/>
+        </w:rPr>
         <w:t>""</w:t>
       </w:r>
     </w:p>
@@ -1661,6 +1736,21 @@
           <w:b/>
           <w:lang w:val="hi_IN" w:bidi="hi_IN"/>
         </w:rPr>
+        <w:t>ἐν ἐπιγνώσει τοῦ Θεοῦ, καὶ Ἰησοῦ τοῦ Κυρίου ἡμῶν</w:t>
+      </w:r>
+    </w:p>
+    <w:p>
+      <w:pPr/>
+      <w:r>
+        <w:rPr>
+          <w:lang w:val="hi_IN" w:bidi="hi_IN"/>
+        </w:rPr>
+      </w:r>
+      <w:r>
+        <w:rPr>
+          <w:b/>
+          <w:lang w:val="hi_IN" w:bidi="hi_IN"/>
+        </w:rPr>
         <w:t>""</w:t>
       </w:r>
     </w:p>
@@ -1757,6 +1847,21 @@
           <w:b/>
           <w:lang w:val="hi_IN" w:bidi="hi_IN"/>
         </w:rPr>
+        <w:t>ἐν ἐπιγνώσει τοῦ Θεοῦ, καὶ Ἰησοῦ τοῦ Κυρίου ἡμῶν</w:t>
+      </w:r>
+    </w:p>
+    <w:p>
+      <w:pPr/>
+      <w:r>
+        <w:rPr>
+          <w:lang w:val="hi_IN" w:bidi="hi_IN"/>
+        </w:rPr>
+      </w:r>
+      <w:r>
+        <w:rPr>
+          <w:b/>
+          <w:lang w:val="hi_IN" w:bidi="hi_IN"/>
+        </w:rPr>
         <w:t>"परमेश्वर के और हमारे प्रभु यीशु की पहचान के द्वारा में"</w:t>
       </w:r>
     </w:p>
@@ -1917,6 +2022,21 @@
         <w:rPr>
           <w:lang w:val="hi_IN" w:bidi="hi_IN"/>
         </w:rPr>
+      </w:r>
+    </w:p>
+    <w:p>
+      <w:pPr/>
+      <w:r>
+        <w:rPr>
+          <w:lang w:val="hi_IN" w:bidi="hi_IN"/>
+        </w:rPr>
+      </w:r>
+      <w:r>
+        <w:rPr>
+          <w:b/>
+          <w:lang w:val="hi_IN" w:bidi="hi_IN"/>
+        </w:rPr>
+        <w:t>ὡς &amp; ἡμῖν τῆς θείας δυνάμεως αὐτοῦ &amp; δεδωρημένης</w:t>
       </w:r>
     </w:p>
     <w:p>
@@ -2025,6 +2145,21 @@
           <w:b/>
           <w:lang w:val="hi_IN" w:bidi="hi_IN"/>
         </w:rPr>
+        <w:t>ἡμῖν</w:t>
+      </w:r>
+    </w:p>
+    <w:p>
+      <w:pPr/>
+      <w:r>
+        <w:rPr>
+          <w:lang w:val="hi_IN" w:bidi="hi_IN"/>
+        </w:rPr>
+      </w:r>
+      <w:r>
+        <w:rPr>
+          <w:b/>
+          <w:lang w:val="hi_IN" w:bidi="hi_IN"/>
+        </w:rPr>
         <w:t>"हमें"</w:t>
       </w:r>
       <w:r>
@@ -2591,6 +2726,21 @@
           <w:b/>
           <w:lang w:val="hi_IN" w:bidi="hi_IN"/>
         </w:rPr>
+        <w:t>πρὸς ζωὴν καὶ εὐσέβειαν</w:t>
+      </w:r>
+    </w:p>
+    <w:p>
+      <w:pPr/>
+      <w:r>
+        <w:rPr>
+          <w:lang w:val="hi_IN" w:bidi="hi_IN"/>
+        </w:rPr>
+      </w:r>
+      <w:r>
+        <w:rPr>
+          <w:b/>
+          <w:lang w:val="hi_IN" w:bidi="hi_IN"/>
+        </w:rPr>
         <w:t>""</w:t>
       </w:r>
     </w:p>
@@ -2902,6 +3052,21 @@
           <w:b/>
           <w:lang w:val="hi_IN" w:bidi="hi_IN"/>
         </w:rPr>
+        <w:t>διὰ τῆς ἐπιγνώσεως τοῦ καλέσαντος ἡμᾶς</w:t>
+      </w:r>
+    </w:p>
+    <w:p>
+      <w:pPr/>
+      <w:r>
+        <w:rPr>
+          <w:lang w:val="hi_IN" w:bidi="hi_IN"/>
+        </w:rPr>
+      </w:r>
+      <w:r>
+        <w:rPr>
+          <w:b/>
+          <w:lang w:val="hi_IN" w:bidi="hi_IN"/>
+        </w:rPr>
         <w:t>"उसी की पहचान के द्वारा"</w:t>
       </w:r>
       <w:r>
@@ -3024,6 +3189,21 @@
           <w:b/>
           <w:lang w:val="hi_IN" w:bidi="hi_IN"/>
         </w:rPr>
+        <w:t>τοῦ καλέσαντος ἡμᾶς</w:t>
+      </w:r>
+    </w:p>
+    <w:p>
+      <w:pPr/>
+      <w:r>
+        <w:rPr>
+          <w:lang w:val="hi_IN" w:bidi="hi_IN"/>
+        </w:rPr>
+      </w:r>
+      <w:r>
+        <w:rPr>
+          <w:b/>
+          <w:lang w:val="hi_IN" w:bidi="hi_IN"/>
+        </w:rPr>
         <w:t>"हमें"</w:t>
       </w:r>
       <w:r>
@@ -3205,6 +3385,21 @@
           <w:b/>
           <w:lang w:val="hi_IN" w:bidi="hi_IN"/>
         </w:rPr>
+        <w:t>διὰ δόξης καὶ ἀρετῆς</w:t>
+      </w:r>
+    </w:p>
+    <w:p>
+      <w:pPr/>
+      <w:r>
+        <w:rPr>
+          <w:lang w:val="hi_IN" w:bidi="hi_IN"/>
+        </w:rPr>
+      </w:r>
+      <w:r>
+        <w:rPr>
+          <w:b/>
+          <w:lang w:val="hi_IN" w:bidi="hi_IN"/>
+        </w:rPr>
         <w:t>"अपनी ही महिमा और सद्गुण अनुसार"</w:t>
       </w:r>
     </w:p>
@@ -3809,6 +4004,21 @@
           <w:b/>
           <w:lang w:val="hi_IN" w:bidi="hi_IN"/>
         </w:rPr>
+        <w:t>τὰ τίμια καὶ μέγιστα ἡμῖν ἐπαγγέλματα δεδώρηται</w:t>
+      </w:r>
+    </w:p>
+    <w:p>
+      <w:pPr/>
+      <w:r>
+        <w:rPr>
+          <w:lang w:val="hi_IN" w:bidi="hi_IN"/>
+        </w:rPr>
+      </w:r>
+      <w:r>
+        <w:rPr>
+          <w:b/>
+          <w:lang w:val="hi_IN" w:bidi="hi_IN"/>
+        </w:rPr>
         <w:t>"उसने हमें बहुमूल्य और बहुत ही बड़ी प्रतिज्ञाएँ दी हैं"</w:t>
       </w:r>
     </w:p>
@@ -3905,6 +4115,21 @@
           <w:b/>
           <w:lang w:val="hi_IN" w:bidi="hi_IN"/>
         </w:rPr>
+        <w:t>ἵνα διὰ τούτων γένησθε θείας κοινωνοὶ φύσεως</w:t>
+      </w:r>
+    </w:p>
+    <w:p>
+      <w:pPr/>
+      <w:r>
+        <w:rPr>
+          <w:lang w:val="hi_IN" w:bidi="hi_IN"/>
+        </w:rPr>
+      </w:r>
+      <w:r>
+        <w:rPr>
+          <w:b/>
+          <w:lang w:val="hi_IN" w:bidi="hi_IN"/>
+        </w:rPr>
         <w:t>"ताकि इनके द्वारा"</w:t>
       </w:r>
       <w:r>
@@ -4920,6 +5145,21 @@
           <w:b/>
           <w:lang w:val="hi_IN" w:bidi="hi_IN"/>
         </w:rPr>
+        <w:t>σπουδὴν πᾶσαν παρεισενέγκαντες</w:t>
+      </w:r>
+    </w:p>
+    <w:p>
+      <w:pPr/>
+      <w:r>
+        <w:rPr>
+          <w:lang w:val="hi_IN" w:bidi="hi_IN"/>
+        </w:rPr>
+      </w:r>
+      <w:r>
+        <w:rPr>
+          <w:b/>
+          <w:lang w:val="hi_IN" w:bidi="hi_IN"/>
+        </w:rPr>
         <w:t>"तुम सब प्रकार का यत्न करके"</w:t>
       </w:r>
     </w:p>
@@ -6797,6 +7037,21 @@
         <w:rPr>
           <w:lang w:val="hi_IN" w:bidi="hi_IN"/>
         </w:rPr>
+      </w:r>
+    </w:p>
+    <w:p>
+      <w:pPr/>
+      <w:r>
+        <w:rPr>
+          <w:lang w:val="hi_IN" w:bidi="hi_IN"/>
+        </w:rPr>
+      </w:r>
+      <w:r>
+        <w:rPr>
+          <w:b/>
+          <w:lang w:val="hi_IN" w:bidi="hi_IN"/>
+        </w:rPr>
+        <w:t>ταῦτα γὰρ ὑμῖν ὑπάρχοντα καὶ πλεονάζοντα</w:t>
       </w:r>
     </w:p>
     <w:p>
@@ -6925,6 +7180,21 @@
           <w:b/>
           <w:lang w:val="hi_IN" w:bidi="hi_IN"/>
         </w:rPr>
+        <w:t>ταῦτα γὰρ ὑμῖν ὑπάρχοντα καὶ πλεονάζοντα, οὐκ ἀργοὺς οὐδὲ ἀκάρπους καθίστησιν</w:t>
+      </w:r>
+    </w:p>
+    <w:p>
+      <w:pPr/>
+      <w:r>
+        <w:rPr>
+          <w:lang w:val="hi_IN" w:bidi="hi_IN"/>
+        </w:rPr>
+      </w:r>
+      <w:r>
+        <w:rPr>
+          <w:b/>
+          <w:lang w:val="hi_IN" w:bidi="hi_IN"/>
+        </w:rPr>
         <w:t>"बातें तुम तुम्हें वर्तमान रहें और बढ़ती जाएँ"</w:t>
       </w:r>
       <w:r>
@@ -7228,6 +7498,21 @@
           <w:b/>
           <w:lang w:val="hi_IN" w:bidi="hi_IN"/>
         </w:rPr>
+        <w:t>οὐκ ἀργοὺς οὐδὲ ἀκάρπους καθίστησιν</w:t>
+      </w:r>
+    </w:p>
+    <w:p>
+      <w:pPr/>
+      <w:r>
+        <w:rPr>
+          <w:lang w:val="hi_IN" w:bidi="hi_IN"/>
+        </w:rPr>
+      </w:r>
+      <w:r>
+        <w:rPr>
+          <w:b/>
+          <w:lang w:val="hi_IN" w:bidi="hi_IN"/>
+        </w:rPr>
         <w:t>"निकम्मे और निष्फल न होने देंगी"</w:t>
       </w:r>
     </w:p>
@@ -7447,6 +7732,21 @@
         <w:rPr>
           <w:lang w:val="hi_IN" w:bidi="hi_IN"/>
         </w:rPr>
+      </w:r>
+    </w:p>
+    <w:p>
+      <w:pPr/>
+      <w:r>
+        <w:rPr>
+          <w:lang w:val="hi_IN" w:bidi="hi_IN"/>
+        </w:rPr>
+      </w:r>
+      <w:r>
+        <w:rPr>
+          <w:b/>
+          <w:lang w:val="hi_IN" w:bidi="hi_IN"/>
+        </w:rPr>
+        <w:t>εἰς τὴν τοῦ Κυρίου ἡμῶν, Ἰησοῦ Χριστοῦ, ἐπίγνωσιν</w:t>
       </w:r>
     </w:p>
     <w:p>
@@ -7704,6 +8004,21 @@
           <w:b/>
           <w:lang w:val="hi_IN" w:bidi="hi_IN"/>
         </w:rPr>
+        <w:t>ᾧ &amp; μὴ πάρεστιν ταῦτα, τυφλός ἐστιν</w:t>
+      </w:r>
+    </w:p>
+    <w:p>
+      <w:pPr/>
+      <w:r>
+        <w:rPr>
+          <w:lang w:val="hi_IN" w:bidi="hi_IN"/>
+        </w:rPr>
+      </w:r>
+      <w:r>
+        <w:rPr>
+          <w:b/>
+          <w:lang w:val="hi_IN" w:bidi="hi_IN"/>
+        </w:rPr>
         <w:t>""</w:t>
       </w:r>
     </w:p>
@@ -8183,6 +8498,21 @@
           <w:b/>
           <w:lang w:val="hi_IN" w:bidi="hi_IN"/>
         </w:rPr>
+        <w:t>λήθην λαβὼν τοῦ καθαρισμοῦ</w:t>
+      </w:r>
+    </w:p>
+    <w:p>
+      <w:pPr/>
+      <w:r>
+        <w:rPr>
+          <w:lang w:val="hi_IN" w:bidi="hi_IN"/>
+        </w:rPr>
+      </w:r>
+      <w:r>
+        <w:rPr>
+          <w:b/>
+          <w:lang w:val="hi_IN" w:bidi="hi_IN"/>
+        </w:rPr>
         <w:t>"और"</w:t>
       </w:r>
       <w:r>
@@ -8305,6 +8635,21 @@
           <w:b/>
           <w:lang w:val="hi_IN" w:bidi="hi_IN"/>
         </w:rPr>
+        <w:t>τοῦ καθαρισμοῦ τῶν πάλαι αὐτοῦ ἁμαρτιῶν</w:t>
+      </w:r>
+    </w:p>
+    <w:p>
+      <w:pPr/>
+      <w:r>
+        <w:rPr>
+          <w:lang w:val="hi_IN" w:bidi="hi_IN"/>
+        </w:rPr>
+      </w:r>
+      <w:r>
+        <w:rPr>
+          <w:b/>
+          <w:lang w:val="hi_IN" w:bidi="hi_IN"/>
+        </w:rPr>
         <w:t>""</w:t>
       </w:r>
     </w:p>
@@ -8387,6 +8732,21 @@
         <w:rPr>
           <w:lang w:val="hi_IN" w:bidi="hi_IN"/>
         </w:rPr>
+      </w:r>
+    </w:p>
+    <w:p>
+      <w:pPr/>
+      <w:r>
+        <w:rPr>
+          <w:lang w:val="hi_IN" w:bidi="hi_IN"/>
+        </w:rPr>
+      </w:r>
+      <w:r>
+        <w:rPr>
+          <w:b/>
+          <w:lang w:val="hi_IN" w:bidi="hi_IN"/>
+        </w:rPr>
+        <w:t>τοῦ καθαρισμοῦ τῶν πάλαι αὐτοῦ ἁμαρτιῶν</w:t>
       </w:r>
     </w:p>
     <w:p>
@@ -9101,6 +9461,21 @@
           <w:b/>
           <w:lang w:val="hi_IN" w:bidi="hi_IN"/>
         </w:rPr>
+        <w:t>ταῦτα γὰρ ποιοῦντες οὐ μὴ πταίσητέ ποτε</w:t>
+      </w:r>
+    </w:p>
+    <w:p>
+      <w:pPr/>
+      <w:r>
+        <w:rPr>
+          <w:lang w:val="hi_IN" w:bidi="hi_IN"/>
+        </w:rPr>
+      </w:r>
+      <w:r>
+        <w:rPr>
+          <w:b/>
+          <w:lang w:val="hi_IN" w:bidi="hi_IN"/>
+        </w:rPr>
         <w:t>"क्योंकि यदि ऐसा करोगे तो कभी भी ठोकर न खाओगे"</w:t>
       </w:r>
     </w:p>
@@ -9170,6 +9545,21 @@
         <w:rPr>
           <w:lang w:val="hi_IN" w:bidi="hi_IN"/>
         </w:rPr>
+      </w:r>
+    </w:p>
+    <w:p>
+      <w:pPr/>
+      <w:r>
+        <w:rPr>
+          <w:lang w:val="hi_IN" w:bidi="hi_IN"/>
+        </w:rPr>
+      </w:r>
+      <w:r>
+        <w:rPr>
+          <w:b/>
+          <w:lang w:val="hi_IN" w:bidi="hi_IN"/>
+        </w:rPr>
+        <w:t>οὐ μὴ πταίσητέ ποτε</w:t>
       </w:r>
     </w:p>
     <w:p>
@@ -9621,6 +10011,21 @@
           <w:b/>
           <w:lang w:val="hi_IN" w:bidi="hi_IN"/>
         </w:rPr>
+        <w:t>πλουσίως ἐπιχορηγηθήσεται ὑμῖν ἡ εἴσοδος εἰς τὴν αἰώνιον βασιλείαν</w:t>
+      </w:r>
+    </w:p>
+    <w:p>
+      <w:pPr/>
+      <w:r>
+        <w:rPr>
+          <w:lang w:val="hi_IN" w:bidi="hi_IN"/>
+        </w:rPr>
+      </w:r>
+      <w:r>
+        <w:rPr>
+          <w:b/>
+          <w:lang w:val="hi_IN" w:bidi="hi_IN"/>
+        </w:rPr>
         <w:t>""</w:t>
       </w:r>
     </w:p>
@@ -9690,6 +10095,21 @@
         <w:rPr>
           <w:lang w:val="hi_IN" w:bidi="hi_IN"/>
         </w:rPr>
+      </w:r>
+    </w:p>
+    <w:p>
+      <w:pPr/>
+      <w:r>
+        <w:rPr>
+          <w:lang w:val="hi_IN" w:bidi="hi_IN"/>
+        </w:rPr>
+      </w:r>
+      <w:r>
+        <w:rPr>
+          <w:b/>
+          <w:lang w:val="hi_IN" w:bidi="hi_IN"/>
+        </w:rPr>
+        <w:t>εἰς τὴν αἰώνιον βασιλείαν τοῦ Κυρίου ἡμῶν καὶ Σωτῆρος, Ἰησοῦ Χριστοῦ</w:t>
       </w:r>
     </w:p>
     <w:p>
@@ -10036,6 +10456,21 @@
           <w:b/>
           <w:lang w:val="hi_IN" w:bidi="hi_IN"/>
         </w:rPr>
+        <w:t>ἐστηριγμένους ἐν</w:t>
+      </w:r>
+    </w:p>
+    <w:p>
+      <w:pPr/>
+      <w:r>
+        <w:rPr>
+          <w:lang w:val="hi_IN" w:bidi="hi_IN"/>
+        </w:rPr>
+      </w:r>
+      <w:r>
+        <w:rPr>
+          <w:b/>
+          <w:lang w:val="hi_IN" w:bidi="hi_IN"/>
+        </w:rPr>
         <w:t>"उसमें बने रहते हो तो भी मैं"</w:t>
       </w:r>
     </w:p>
@@ -10119,6 +10554,21 @@
           <w:b/>
           <w:lang w:val="hi_IN" w:bidi="hi_IN"/>
         </w:rPr>
+        <w:t>ἐστηριγμένους ἐν τῇ παρούσῃ ἀληθείᾳ</w:t>
+      </w:r>
+    </w:p>
+    <w:p>
+      <w:pPr/>
+      <w:r>
+        <w:rPr>
+          <w:lang w:val="hi_IN" w:bidi="hi_IN"/>
+        </w:rPr>
+      </w:r>
+      <w:r>
+        <w:rPr>
+          <w:b/>
+          <w:lang w:val="hi_IN" w:bidi="hi_IN"/>
+        </w:rPr>
         <w:t>""</w:t>
       </w:r>
     </w:p>
@@ -10181,6 +10631,21 @@
         <w:rPr>
           <w:lang w:val="hi_IN" w:bidi="hi_IN"/>
         </w:rPr>
+      </w:r>
+    </w:p>
+    <w:p>
+      <w:pPr/>
+      <w:r>
+        <w:rPr>
+          <w:lang w:val="hi_IN" w:bidi="hi_IN"/>
+        </w:rPr>
+      </w:r>
+      <w:r>
+        <w:rPr>
+          <w:b/>
+          <w:lang w:val="hi_IN" w:bidi="hi_IN"/>
+        </w:rPr>
+        <w:t>ἐν τῇ παρούσῃ ἀληθείᾳ</w:t>
       </w:r>
     </w:p>
     <w:p>
@@ -11079,6 +11544,21 @@
           <w:b/>
           <w:lang w:val="hi_IN" w:bidi="hi_IN"/>
         </w:rPr>
+        <w:t>ταχινή ἐστιν ἡ ἀπόθεσις τοῦ σκηνώματός μου</w:t>
+      </w:r>
+    </w:p>
+    <w:p>
+      <w:pPr/>
+      <w:r>
+        <w:rPr>
+          <w:lang w:val="hi_IN" w:bidi="hi_IN"/>
+        </w:rPr>
+      </w:r>
+      <w:r>
+        <w:rPr>
+          <w:b/>
+          <w:lang w:val="hi_IN" w:bidi="hi_IN"/>
+        </w:rPr>
         <w:t>""</w:t>
       </w:r>
     </w:p>
@@ -11175,6 +11655,21 @@
           <w:b/>
           <w:lang w:val="hi_IN" w:bidi="hi_IN"/>
         </w:rPr>
+        <w:t>ταχινή ἐστιν ἡ ἀπόθεσις τοῦ σκηνώματός μου</w:t>
+      </w:r>
+    </w:p>
+    <w:p>
+      <w:pPr/>
+      <w:r>
+        <w:rPr>
+          <w:lang w:val="hi_IN" w:bidi="hi_IN"/>
+        </w:rPr>
+      </w:r>
+      <w:r>
+        <w:rPr>
+          <w:b/>
+          <w:lang w:val="hi_IN" w:bidi="hi_IN"/>
+        </w:rPr>
         <w:t>"मेरे डेरे के गिराए जाने का समय शीघ्र आनेवाला है"</w:t>
       </w:r>
     </w:p>
@@ -11284,6 +11779,21 @@
           <w:b/>
           <w:lang w:val="hi_IN" w:bidi="hi_IN"/>
         </w:rPr>
+        <w:t>καθὼς καὶ ὁ Κύριος ἡμῶν, Ἰησοῦς Χριστὸς, ἐδήλωσέν μοι</w:t>
+      </w:r>
+    </w:p>
+    <w:p>
+      <w:pPr/>
+      <w:r>
+        <w:rPr>
+          <w:lang w:val="hi_IN" w:bidi="hi_IN"/>
+        </w:rPr>
+      </w:r>
+      <w:r>
+        <w:rPr>
+          <w:b/>
+          <w:lang w:val="hi_IN" w:bidi="hi_IN"/>
+        </w:rPr>
         <w:t>"जैसा कि हमारे प्रभु यीशु मसीह ने मुझ पर प्रकट किया है"</w:t>
       </w:r>
     </w:p>
@@ -11457,6 +11967,21 @@
         <w:rPr>
           <w:lang w:val="hi_IN" w:bidi="hi_IN"/>
         </w:rPr>
+      </w:r>
+    </w:p>
+    <w:p>
+      <w:pPr/>
+      <w:r>
+        <w:rPr>
+          <w:lang w:val="hi_IN" w:bidi="hi_IN"/>
+        </w:rPr>
+      </w:r>
+      <w:r>
+        <w:rPr>
+          <w:b/>
+          <w:lang w:val="hi_IN" w:bidi="hi_IN"/>
+        </w:rPr>
+        <w:t>ἑκάστοτε, ἔχειν ὑμᾶς &amp; τὴν τούτων μνήμην ποιεῖσθαι</w:t>
       </w:r>
     </w:p>
     <w:p>
@@ -11927,6 +12452,21 @@
           <w:b/>
           <w:lang w:val="hi_IN" w:bidi="hi_IN"/>
         </w:rPr>
+        <w:t>οὐ &amp; ἐγνωρίσαμεν</w:t>
+      </w:r>
+    </w:p>
+    <w:p>
+      <w:pPr/>
+      <w:r>
+        <w:rPr>
+          <w:lang w:val="hi_IN" w:bidi="hi_IN"/>
+        </w:rPr>
+      </w:r>
+      <w:r>
+        <w:rPr>
+          <w:b/>
+          <w:lang w:val="hi_IN" w:bidi="hi_IN"/>
+        </w:rPr>
         <w:t>""</w:t>
       </w:r>
     </w:p>
@@ -12225,6 +12765,21 @@
           <w:b/>
           <w:lang w:val="hi_IN" w:bidi="hi_IN"/>
         </w:rPr>
+        <w:t>τοῦ Κυρίου ἡμῶν Ἰησοῦ Χριστοῦ</w:t>
+      </w:r>
+    </w:p>
+    <w:p>
+      <w:pPr/>
+      <w:r>
+        <w:rPr>
+          <w:lang w:val="hi_IN" w:bidi="hi_IN"/>
+        </w:rPr>
+      </w:r>
+      <w:r>
+        <w:rPr>
+          <w:b/>
+          <w:lang w:val="hi_IN" w:bidi="hi_IN"/>
+        </w:rPr>
         <w:t>""</w:t>
       </w:r>
     </w:p>
@@ -12392,6 +12947,21 @@
         <w:rPr>
           <w:lang w:val="hi_IN" w:bidi="hi_IN"/>
         </w:rPr>
+      </w:r>
+    </w:p>
+    <w:p>
+      <w:pPr/>
+      <w:r>
+        <w:rPr>
+          <w:lang w:val="hi_IN" w:bidi="hi_IN"/>
+        </w:rPr>
+      </w:r>
+      <w:r>
+        <w:rPr>
+          <w:b/>
+          <w:lang w:val="hi_IN" w:bidi="hi_IN"/>
+        </w:rPr>
+        <w:t>τῆς ἐκείνου μεγαλειότητος</w:t>
       </w:r>
     </w:p>
     <w:p>
@@ -12742,6 +13312,21 @@
           <w:b/>
           <w:lang w:val="hi_IN" w:bidi="hi_IN"/>
         </w:rPr>
+        <w:t>παρὰ Θεοῦ Πατρὸς</w:t>
+      </w:r>
+    </w:p>
+    <w:p>
+      <w:pPr/>
+      <w:r>
+        <w:rPr>
+          <w:lang w:val="hi_IN" w:bidi="hi_IN"/>
+        </w:rPr>
+      </w:r>
+      <w:r>
+        <w:rPr>
+          <w:b/>
+          <w:lang w:val="hi_IN" w:bidi="hi_IN"/>
+        </w:rPr>
         <w:t>"परमेश्वर पिता से"</w:t>
       </w:r>
     </w:p>
@@ -12838,6 +13423,21 @@
           <w:b/>
           <w:lang w:val="hi_IN" w:bidi="hi_IN"/>
         </w:rPr>
+        <w:t>λαβὼν &amp; παρὰ Θεοῦ Πατρὸς τιμὴν καὶ δόξαν</w:t>
+      </w:r>
+    </w:p>
+    <w:p>
+      <w:pPr/>
+      <w:r>
+        <w:rPr>
+          <w:lang w:val="hi_IN" w:bidi="hi_IN"/>
+        </w:rPr>
+      </w:r>
+      <w:r>
+        <w:rPr>
+          <w:b/>
+          <w:lang w:val="hi_IN" w:bidi="hi_IN"/>
+        </w:rPr>
         <w:t>"परमेश्वर पिता से आदर और महिमा पाई"</w:t>
       </w:r>
     </w:p>
@@ -12947,6 +13547,21 @@
           <w:b/>
           <w:lang w:val="hi_IN" w:bidi="hi_IN"/>
         </w:rPr>
+        <w:t>φωνῆς ἐνεχθείσης αὐτῷ τοιᾶσδε ὑπὸ τῆς Μεγαλοπρεποῦς Δόξης</w:t>
+      </w:r>
+    </w:p>
+    <w:p>
+      <w:pPr/>
+      <w:r>
+        <w:rPr>
+          <w:lang w:val="hi_IN" w:bidi="hi_IN"/>
+        </w:rPr>
+      </w:r>
+      <w:r>
+        <w:rPr>
+          <w:b/>
+          <w:lang w:val="hi_IN" w:bidi="hi_IN"/>
+        </w:rPr>
         <w:t>""</w:t>
       </w:r>
     </w:p>
@@ -13030,6 +13645,21 @@
           <w:b/>
           <w:lang w:val="hi_IN" w:bidi="hi_IN"/>
         </w:rPr>
+        <w:t>φωνῆς ἐνεχθείσης αὐτῷ τοιᾶσδε ὑπὸ τῆς Μεγαλοπρεποῦς Δόξης</w:t>
+      </w:r>
+    </w:p>
+    <w:p>
+      <w:pPr/>
+      <w:r>
+        <w:rPr>
+          <w:lang w:val="hi_IN" w:bidi="hi_IN"/>
+        </w:rPr>
+      </w:r>
+      <w:r>
+        <w:rPr>
+          <w:b/>
+          <w:lang w:val="hi_IN" w:bidi="hi_IN"/>
+        </w:rPr>
         <w:t>"उसने"</w:t>
       </w:r>
       <w:r>
@@ -13472,6 +14102,21 @@
           <w:b/>
           <w:lang w:val="hi_IN" w:bidi="hi_IN"/>
         </w:rPr>
+        <w:t>μου &amp; μου &amp; ἐγὼ</w:t>
+      </w:r>
+    </w:p>
+    <w:p>
+      <w:pPr/>
+      <w:r>
+        <w:rPr>
+          <w:lang w:val="hi_IN" w:bidi="hi_IN"/>
+        </w:rPr>
+      </w:r>
+      <w:r>
+        <w:rPr>
+          <w:b/>
+          <w:lang w:val="hi_IN" w:bidi="hi_IN"/>
+        </w:rPr>
         <w:t>"मेरा प्रिय"</w:t>
       </w:r>
       <w:r>
@@ -13594,6 +14239,21 @@
           <w:b/>
           <w:lang w:val="hi_IN" w:bidi="hi_IN"/>
         </w:rPr>
+        <w:t>ταύτην τὴν φωνὴν ἡμεῖς ἠκούσαμεν ἐξ οὐρανοῦ, ἐνεχθεῖσαν</w:t>
+      </w:r>
+    </w:p>
+    <w:p>
+      <w:pPr/>
+      <w:r>
+        <w:rPr>
+          <w:lang w:val="hi_IN" w:bidi="hi_IN"/>
+        </w:rPr>
+      </w:r>
+      <w:r>
+        <w:rPr>
+          <w:b/>
+          <w:lang w:val="hi_IN" w:bidi="hi_IN"/>
+        </w:rPr>
         <w:t>""</w:t>
       </w:r>
     </w:p>
@@ -13676,6 +14336,21 @@
         <w:rPr>
           <w:lang w:val="hi_IN" w:bidi="hi_IN"/>
         </w:rPr>
+      </w:r>
+    </w:p>
+    <w:p>
+      <w:pPr/>
+      <w:r>
+        <w:rPr>
+          <w:lang w:val="hi_IN" w:bidi="hi_IN"/>
+        </w:rPr>
+      </w:r>
+      <w:r>
+        <w:rPr>
+          <w:b/>
+          <w:lang w:val="hi_IN" w:bidi="hi_IN"/>
+        </w:rPr>
+        <w:t>ἐξ οὐρανοῦ, ἐνεχθεῖσαν</w:t>
       </w:r>
     </w:p>
     <w:p>
@@ -14398,6 +15073,21 @@
           <w:b/>
           <w:lang w:val="hi_IN" w:bidi="hi_IN"/>
         </w:rPr>
+        <w:t>ᾧ καλῶς ποιεῖτε προσέχοντες</w:t>
+      </w:r>
+    </w:p>
+    <w:p>
+      <w:pPr/>
+      <w:r>
+        <w:rPr>
+          <w:lang w:val="hi_IN" w:bidi="hi_IN"/>
+        </w:rPr>
+      </w:r>
+      <w:r>
+        <w:rPr>
+          <w:b/>
+          <w:lang w:val="hi_IN" w:bidi="hi_IN"/>
+        </w:rPr>
         <w:t>""</w:t>
       </w:r>
     </w:p>
@@ -15687,6 +16377,21 @@
           <w:b/>
           <w:lang w:val="hi_IN" w:bidi="hi_IN"/>
         </w:rPr>
+        <w:t>οὐ &amp; θελήματι ἀνθρώπου ἠνέχθη προφητεία ποτέ</w:t>
+      </w:r>
+    </w:p>
+    <w:p>
+      <w:pPr/>
+      <w:r>
+        <w:rPr>
+          <w:lang w:val="hi_IN" w:bidi="hi_IN"/>
+        </w:rPr>
+      </w:r>
+      <w:r>
+        <w:rPr>
+          <w:b/>
+          <w:lang w:val="hi_IN" w:bidi="hi_IN"/>
+        </w:rPr>
         <w:t>"भविष्यद्वाणी मनुष्य की इच्छा से कभी नहीं हुई"</w:t>
       </w:r>
     </w:p>
@@ -15770,6 +16475,21 @@
           <w:b/>
           <w:lang w:val="hi_IN" w:bidi="hi_IN"/>
         </w:rPr>
+        <w:t>οὐ &amp; θελήματι ἀνθρώπου ἠνέχθη προφητεία ποτέ</w:t>
+      </w:r>
+    </w:p>
+    <w:p>
+      <w:pPr/>
+      <w:r>
+        <w:rPr>
+          <w:lang w:val="hi_IN" w:bidi="hi_IN"/>
+        </w:rPr>
+      </w:r>
+      <w:r>
+        <w:rPr>
+          <w:b/>
+          <w:lang w:val="hi_IN" w:bidi="hi_IN"/>
+        </w:rPr>
         <w:t>"भविष्यद्वाणी मनुष्य की इच्छा से कभी नहीं हुई"</w:t>
       </w:r>
     </w:p>
@@ -15977,6 +16697,21 @@
           <w:b/>
           <w:lang w:val="hi_IN" w:bidi="hi_IN"/>
         </w:rPr>
+        <w:t>ὑπὸ Πνεύματος Ἁγίου φερόμενοι, ἐλάλησαν ἀπὸ Θεοῦ ἄνθρωποι</w:t>
+      </w:r>
+    </w:p>
+    <w:p>
+      <w:pPr/>
+      <w:r>
+        <w:rPr>
+          <w:lang w:val="hi_IN" w:bidi="hi_IN"/>
+        </w:rPr>
+      </w:r>
+      <w:r>
+        <w:rPr>
+          <w:b/>
+          <w:lang w:val="hi_IN" w:bidi="hi_IN"/>
+        </w:rPr>
         <w:t>""</w:t>
       </w:r>
     </w:p>
@@ -16366,6 +17101,21 @@
           <w:b/>
           <w:lang w:val="hi_IN" w:bidi="hi_IN"/>
         </w:rPr>
+        <w:t>αἱρέσεις ἀπωλείας</w:t>
+      </w:r>
+    </w:p>
+    <w:p>
+      <w:pPr/>
+      <w:r>
+        <w:rPr>
+          <w:lang w:val="hi_IN" w:bidi="hi_IN"/>
+        </w:rPr>
+      </w:r>
+      <w:r>
+        <w:rPr>
+          <w:b/>
+          <w:lang w:val="hi_IN" w:bidi="hi_IN"/>
+        </w:rPr>
         <w:t>""</w:t>
       </w:r>
     </w:p>
@@ -16768,6 +17518,21 @@
           <w:b/>
           <w:lang w:val="hi_IN" w:bidi="hi_IN"/>
         </w:rPr>
+        <w:t>τὸν ἀγοράσαντα αὐτοὺς Δεσπότην</w:t>
+      </w:r>
+    </w:p>
+    <w:p>
+      <w:pPr/>
+      <w:r>
+        <w:rPr>
+          <w:lang w:val="hi_IN" w:bidi="hi_IN"/>
+        </w:rPr>
+      </w:r>
+      <w:r>
+        <w:rPr>
+          <w:b/>
+          <w:lang w:val="hi_IN" w:bidi="hi_IN"/>
+        </w:rPr>
         <w:t>"उस प्रभु का जिस ने उन्हें मोल लिया है"</w:t>
       </w:r>
     </w:p>
@@ -17177,6 +17942,21 @@
           <w:b/>
           <w:lang w:val="hi_IN" w:bidi="hi_IN"/>
         </w:rPr>
+        <w:t>ἐπάγοντες ἑαυτοῖς ταχινὴν ἀπώλειαν</w:t>
+      </w:r>
+    </w:p>
+    <w:p>
+      <w:pPr/>
+      <w:r>
+        <w:rPr>
+          <w:lang w:val="hi_IN" w:bidi="hi_IN"/>
+        </w:rPr>
+      </w:r>
+      <w:r>
+        <w:rPr>
+          <w:b/>
+          <w:lang w:val="hi_IN" w:bidi="hi_IN"/>
+        </w:rPr>
         <w:t>"और अपने आप को शीघ्र विनाश डाल में डाल देंगे"</w:t>
       </w:r>
     </w:p>
@@ -18056,6 +18836,21 @@
           <w:b/>
           <w:lang w:val="hi_IN" w:bidi="hi_IN"/>
         </w:rPr>
+        <w:t>ἡ ὁδὸς τῆς ἀληθείας βλασφημηθήσεται</w:t>
+      </w:r>
+    </w:p>
+    <w:p>
+      <w:pPr/>
+      <w:r>
+        <w:rPr>
+          <w:lang w:val="hi_IN" w:bidi="hi_IN"/>
+        </w:rPr>
+      </w:r>
+      <w:r>
+        <w:rPr>
+          <w:b/>
+          <w:lang w:val="hi_IN" w:bidi="hi_IN"/>
+        </w:rPr>
         <w:t>""</w:t>
       </w:r>
     </w:p>
@@ -18125,6 +18920,21 @@
         <w:rPr>
           <w:lang w:val="hi_IN" w:bidi="hi_IN"/>
         </w:rPr>
+      </w:r>
+    </w:p>
+    <w:p>
+      <w:pPr/>
+      <w:r>
+        <w:rPr>
+          <w:lang w:val="hi_IN" w:bidi="hi_IN"/>
+        </w:rPr>
+      </w:r>
+      <w:r>
+        <w:rPr>
+          <w:b/>
+          <w:lang w:val="hi_IN" w:bidi="hi_IN"/>
+        </w:rPr>
+        <w:t>ἡ ὁδὸς τῆς ἀληθείας βλασφημηθήσεται</w:t>
       </w:r>
     </w:p>
     <w:p>
@@ -18879,6 +19689,21 @@
           <w:b/>
           <w:lang w:val="hi_IN" w:bidi="hi_IN"/>
         </w:rPr>
+        <w:t>οἷς τὸ κρίμα ἔκπαλαι οὐκ ἀργεῖ</w:t>
+      </w:r>
+    </w:p>
+    <w:p>
+      <w:pPr/>
+      <w:r>
+        <w:rPr>
+          <w:lang w:val="hi_IN" w:bidi="hi_IN"/>
+        </w:rPr>
+      </w:r>
+      <w:r>
+        <w:rPr>
+          <w:b/>
+          <w:lang w:val="hi_IN" w:bidi="hi_IN"/>
+        </w:rPr>
         <w:t>"और जो दण्ड की आज्ञा पहले चुकी है उसके उनका में कुछ भी देर नहीं"</w:t>
       </w:r>
     </w:p>
@@ -18993,6 +19818,21 @@
           <w:b/>
           <w:lang w:val="hi_IN" w:bidi="hi_IN"/>
         </w:rPr>
+        <w:t>οἷς τὸ κρίμα ἔκπαλαι οὐκ ἀργεῖ</w:t>
+      </w:r>
+    </w:p>
+    <w:p>
+      <w:pPr/>
+      <w:r>
+        <w:rPr>
+          <w:lang w:val="hi_IN" w:bidi="hi_IN"/>
+        </w:rPr>
+      </w:r>
+      <w:r>
+        <w:rPr>
+          <w:b/>
+          <w:lang w:val="hi_IN" w:bidi="hi_IN"/>
+        </w:rPr>
         <w:t>"और जो दण्ड की आज्ञा पहले चुकी है उसके उनका में कुछ भी देर नहीं"</w:t>
       </w:r>
     </w:p>
@@ -19069,6 +19909,21 @@
           <w:b/>
           <w:lang w:val="hi_IN" w:bidi="hi_IN"/>
         </w:rPr>
+        <w:t>οἷς τὸ κρίμα ἔκπαλαι οὐκ ἀργεῖ, καὶ ἡ ἀπώλεια αὐτῶν οὐ νυστάζει</w:t>
+      </w:r>
+    </w:p>
+    <w:p>
+      <w:pPr/>
+      <w:r>
+        <w:rPr>
+          <w:lang w:val="hi_IN" w:bidi="hi_IN"/>
+        </w:rPr>
+      </w:r>
+      <w:r>
+        <w:rPr>
+          <w:b/>
+          <w:lang w:val="hi_IN" w:bidi="hi_IN"/>
+        </w:rPr>
         <w:t>""</w:t>
       </w:r>
     </w:p>
@@ -19152,6 +20007,21 @@
           <w:b/>
           <w:lang w:val="hi_IN" w:bidi="hi_IN"/>
         </w:rPr>
+        <w:t>οἷς τὸ κρίμα ἔκπαλαι οὐκ ἀργεῖ, καὶ ἡ ἀπώλεια αὐτῶν οὐ νυστάζει</w:t>
+      </w:r>
+    </w:p>
+    <w:p>
+      <w:pPr/>
+      <w:r>
+        <w:rPr>
+          <w:lang w:val="hi_IN" w:bidi="hi_IN"/>
+        </w:rPr>
+      </w:r>
+      <w:r>
+        <w:rPr>
+          <w:b/>
+          <w:lang w:val="hi_IN" w:bidi="hi_IN"/>
+        </w:rPr>
         <w:t>"और जो दण्ड की आज्ञा पहले चुकी है उसके उनका में कुछ भी देर नहीं और उनका विनाश उँघता नहीं"</w:t>
       </w:r>
     </w:p>
@@ -19235,6 +20105,21 @@
           <w:b/>
           <w:lang w:val="hi_IN" w:bidi="hi_IN"/>
         </w:rPr>
+        <w:t>τὸ κρίμα ἔκπαλαι οὐκ ἀργεῖ, καὶ ἡ ἀπώλεια αὐτῶν οὐ νυστάζει</w:t>
+      </w:r>
+    </w:p>
+    <w:p>
+      <w:pPr/>
+      <w:r>
+        <w:rPr>
+          <w:lang w:val="hi_IN" w:bidi="hi_IN"/>
+        </w:rPr>
+      </w:r>
+      <w:r>
+        <w:rPr>
+          <w:b/>
+          <w:lang w:val="hi_IN" w:bidi="hi_IN"/>
+        </w:rPr>
         <w:t>"दण्ड की आज्ञा पहले चुकी है उसके उनका में कुछ भी देर नहीं और उनका विनाश उँघता नहीं"</w:t>
       </w:r>
     </w:p>
@@ -19356,6 +20241,21 @@
         <w:rPr>
           <w:lang w:val="hi_IN" w:bidi="hi_IN"/>
         </w:rPr>
+      </w:r>
+    </w:p>
+    <w:p>
+      <w:pPr/>
+      <w:r>
+        <w:rPr>
+          <w:lang w:val="hi_IN" w:bidi="hi_IN"/>
+        </w:rPr>
+      </w:r>
+      <w:r>
+        <w:rPr>
+          <w:b/>
+          <w:lang w:val="hi_IN" w:bidi="hi_IN"/>
+        </w:rPr>
+        <w:t>οἷς τὸ κρίμα ἔκπαλαι οὐκ ἀργεῖ, καὶ ἡ ἀπώλεια αὐτῶν οὐ νυστάζει</w:t>
       </w:r>
     </w:p>
     <w:p>
@@ -19808,6 +20708,21 @@
           <w:b/>
           <w:lang w:val="hi_IN" w:bidi="hi_IN"/>
         </w:rPr>
+        <w:t>ἀγγέλων ἁμαρτησάντων</w:t>
+      </w:r>
+    </w:p>
+    <w:p>
+      <w:pPr/>
+      <w:r>
+        <w:rPr>
+          <w:lang w:val="hi_IN" w:bidi="hi_IN"/>
+        </w:rPr>
+      </w:r>
+      <w:r>
+        <w:rPr>
+          <w:b/>
+          <w:lang w:val="hi_IN" w:bidi="hi_IN"/>
+        </w:rPr>
         <w:t>"उन दूतों को जिन्होंने पाप किया"</w:t>
       </w:r>
     </w:p>
@@ -20952,6 +21867,21 @@
           <w:b/>
           <w:lang w:val="hi_IN" w:bidi="hi_IN"/>
         </w:rPr>
+        <w:t>ἀρχαίου κόσμου οὐκ ἐφείσατο</w:t>
+      </w:r>
+    </w:p>
+    <w:p>
+      <w:pPr/>
+      <w:r>
+        <w:rPr>
+          <w:lang w:val="hi_IN" w:bidi="hi_IN"/>
+        </w:rPr>
+      </w:r>
+      <w:r>
+        <w:rPr>
+          <w:b/>
+          <w:lang w:val="hi_IN" w:bidi="hi_IN"/>
+        </w:rPr>
         <w:t>""</w:t>
       </w:r>
     </w:p>
@@ -21679,6 +22609,21 @@
           <w:b/>
           <w:lang w:val="hi_IN" w:bidi="hi_IN"/>
         </w:rPr>
+        <w:t>κατακλυσμὸν κόσμῳ ἀσεβῶν ἐπάξας</w:t>
+      </w:r>
+    </w:p>
+    <w:p>
+      <w:pPr/>
+      <w:r>
+        <w:rPr>
+          <w:lang w:val="hi_IN" w:bidi="hi_IN"/>
+        </w:rPr>
+      </w:r>
+      <w:r>
+        <w:rPr>
+          <w:b/>
+          <w:lang w:val="hi_IN" w:bidi="hi_IN"/>
+        </w:rPr>
         <w:t>"भक्तिहीन संसार पर महा जलप्रलय भेजकर"</w:t>
       </w:r>
     </w:p>
@@ -21987,6 +22932,21 @@
           <w:b/>
           <w:lang w:val="hi_IN" w:bidi="hi_IN"/>
         </w:rPr>
+        <w:t>καὶ πόλεις Σοδόμων καὶ Γομόρρας τεφρώσας καταστροφῇ κατέκρινεν</w:t>
+      </w:r>
+    </w:p>
+    <w:p>
+      <w:pPr/>
+      <w:r>
+        <w:rPr>
+          <w:lang w:val="hi_IN" w:bidi="hi_IN"/>
+        </w:rPr>
+      </w:r>
+      <w:r>
+        <w:rPr>
+          <w:b/>
+          <w:lang w:val="hi_IN" w:bidi="hi_IN"/>
+        </w:rPr>
         <w:t>"और सदोम और अमोरा के नगरों को विनाश ऐसा दण्ड दिया कि उन्हें भस्म करके राख में मिला दिया ताकि वे"</w:t>
       </w:r>
     </w:p>
@@ -22070,6 +23030,21 @@
           <w:b/>
           <w:lang w:val="hi_IN" w:bidi="hi_IN"/>
         </w:rPr>
+        <w:t>πόλεις Σοδόμων καὶ Γομόρρας τεφρώσας</w:t>
+      </w:r>
+    </w:p>
+    <w:p>
+      <w:pPr/>
+      <w:r>
+        <w:rPr>
+          <w:lang w:val="hi_IN" w:bidi="hi_IN"/>
+        </w:rPr>
+      </w:r>
+      <w:r>
+        <w:rPr>
+          <w:b/>
+          <w:lang w:val="hi_IN" w:bidi="hi_IN"/>
+        </w:rPr>
         <w:t>""</w:t>
       </w:r>
     </w:p>
@@ -22133,6 +23108,21 @@
           <w:b/>
           <w:lang w:val="hi_IN" w:bidi="hi_IN"/>
         </w:rPr>
+        <w:t>καταστροφῇ κατέκρινεν</w:t>
+      </w:r>
+    </w:p>
+    <w:p>
+      <w:pPr/>
+      <w:r>
+        <w:rPr>
+          <w:lang w:val="hi_IN" w:bidi="hi_IN"/>
+        </w:rPr>
+      </w:r>
+      <w:r>
+        <w:rPr>
+          <w:b/>
+          <w:lang w:val="hi_IN" w:bidi="hi_IN"/>
+        </w:rPr>
         <w:t>"विनाश ऐसा दण्ड दिया कि उन्हें भस्म करके राख में मिला दिया ताकि वे"</w:t>
       </w:r>
     </w:p>
@@ -22326,6 +23316,21 @@
         <w:rPr>
           <w:lang w:val="hi_IN" w:bidi="hi_IN"/>
         </w:rPr>
+      </w:r>
+    </w:p>
+    <w:p>
+      <w:pPr/>
+      <w:r>
+        <w:rPr>
+          <w:lang w:val="hi_IN" w:bidi="hi_IN"/>
+        </w:rPr>
+      </w:r>
+      <w:r>
+        <w:rPr>
+          <w:b/>
+          <w:lang w:val="hi_IN" w:bidi="hi_IN"/>
+        </w:rPr>
+        <w:t>ὑπόδειγμα μελλόντων ἀσεβέσιν τεθεικώς</w:t>
       </w:r>
     </w:p>
     <w:p>
@@ -22765,6 +23770,21 @@
           <w:b/>
           <w:lang w:val="hi_IN" w:bidi="hi_IN"/>
         </w:rPr>
+        <w:t>καταπονούμενον ὑπὸ τῆς τῶν ἀθέσμων ἐν ἀσελγείᾳ ἀναστροφῆς</w:t>
+      </w:r>
+    </w:p>
+    <w:p>
+      <w:pPr/>
+      <w:r>
+        <w:rPr>
+          <w:lang w:val="hi_IN" w:bidi="hi_IN"/>
+        </w:rPr>
+      </w:r>
+      <w:r>
+        <w:rPr>
+          <w:b/>
+          <w:lang w:val="hi_IN" w:bidi="hi_IN"/>
+        </w:rPr>
         <w:t>"जो अधर्मियों के अशुद्ध चालचलन से बहुत दुःखी था"</w:t>
       </w:r>
     </w:p>
@@ -22861,6 +23881,21 @@
           <w:b/>
           <w:lang w:val="hi_IN" w:bidi="hi_IN"/>
         </w:rPr>
+        <w:t>καταπονούμενον ὑπὸ τῆς τῶν ἀθέσμων ἐν ἀσελγείᾳ ἀναστροφῆς</w:t>
+      </w:r>
+    </w:p>
+    <w:p>
+      <w:pPr/>
+      <w:r>
+        <w:rPr>
+          <w:lang w:val="hi_IN" w:bidi="hi_IN"/>
+        </w:rPr>
+      </w:r>
+      <w:r>
+        <w:rPr>
+          <w:b/>
+          <w:lang w:val="hi_IN" w:bidi="hi_IN"/>
+        </w:rPr>
         <w:t>"जो अधर्मियों के अशुद्ध चालचलन से बहुत दुःखी था"</w:t>
       </w:r>
     </w:p>
@@ -22944,6 +23979,21 @@
           <w:b/>
           <w:lang w:val="hi_IN" w:bidi="hi_IN"/>
         </w:rPr>
+        <w:t>ὑπὸ τῆς τῶν ἀθέσμων ἐν ἀσελγείᾳ ἀναστροφῆς</w:t>
+      </w:r>
+    </w:p>
+    <w:p>
+      <w:pPr/>
+      <w:r>
+        <w:rPr>
+          <w:lang w:val="hi_IN" w:bidi="hi_IN"/>
+        </w:rPr>
+      </w:r>
+      <w:r>
+        <w:rPr>
+          <w:b/>
+          <w:lang w:val="hi_IN" w:bidi="hi_IN"/>
+        </w:rPr>
         <w:t>"जो अधर्मियों के अशुद्ध चालचलन से"</w:t>
       </w:r>
     </w:p>
@@ -23040,6 +24090,21 @@
           <w:b/>
           <w:lang w:val="hi_IN" w:bidi="hi_IN"/>
         </w:rPr>
+        <w:t>ὑπὸ τῆς τῶν ἀθέσμων &amp; ἀναστροφῆς</w:t>
+      </w:r>
+    </w:p>
+    <w:p>
+      <w:pPr/>
+      <w:r>
+        <w:rPr>
+          <w:lang w:val="hi_IN" w:bidi="hi_IN"/>
+        </w:rPr>
+      </w:r>
+      <w:r>
+        <w:rPr>
+          <w:b/>
+          <w:lang w:val="hi_IN" w:bidi="hi_IN"/>
+        </w:rPr>
         <w:t>"जो अधर्मियों के"</w:t>
       </w:r>
       <w:r>
@@ -23149,6 +24214,21 @@
           <w:b/>
           <w:lang w:val="hi_IN" w:bidi="hi_IN"/>
         </w:rPr>
+        <w:t>τῆς τῶν ἀθέσμων ἐν ἀσελγείᾳ ἀναστροφῆς</w:t>
+      </w:r>
+    </w:p>
+    <w:p>
+      <w:pPr/>
+      <w:r>
+        <w:rPr>
+          <w:lang w:val="hi_IN" w:bidi="hi_IN"/>
+        </w:rPr>
+      </w:r>
+      <w:r>
+        <w:rPr>
+          <w:b/>
+          <w:lang w:val="hi_IN" w:bidi="hi_IN"/>
+        </w:rPr>
         <w:t>"अशुद्ध चालचलन से"</w:t>
       </w:r>
     </w:p>
@@ -23224,6 +24304,21 @@
         <w:rPr>
           <w:lang w:val="hi_IN" w:bidi="hi_IN"/>
         </w:rPr>
+      </w:r>
+    </w:p>
+    <w:p>
+      <w:pPr/>
+      <w:r>
+        <w:rPr>
+          <w:lang w:val="hi_IN" w:bidi="hi_IN"/>
+        </w:rPr>
+      </w:r>
+      <w:r>
+        <w:rPr>
+          <w:b/>
+          <w:lang w:val="hi_IN" w:bidi="hi_IN"/>
+        </w:rPr>
+        <w:t>τῆς τῶν ἀθέσμων ἐν ἀσελγείᾳ ἀναστροφῆς</w:t>
       </w:r>
     </w:p>
     <w:p>
@@ -23567,6 +24662,21 @@
           <w:b/>
           <w:lang w:val="hi_IN" w:bidi="hi_IN"/>
         </w:rPr>
+        <w:t>βλέμματι γὰρ καὶ ἀκοῇ</w:t>
+      </w:r>
+    </w:p>
+    <w:p>
+      <w:pPr/>
+      <w:r>
+        <w:rPr>
+          <w:lang w:val="hi_IN" w:bidi="hi_IN"/>
+        </w:rPr>
+      </w:r>
+      <w:r>
+        <w:rPr>
+          <w:b/>
+          <w:lang w:val="hi_IN" w:bidi="hi_IN"/>
+        </w:rPr>
         <w:t>"देख देखकर और सुन सुनकर"</w:t>
       </w:r>
     </w:p>
@@ -23754,6 +24864,21 @@
           <w:b/>
           <w:lang w:val="hi_IN" w:bidi="hi_IN"/>
         </w:rPr>
+        <w:t>ἐνκατοικῶν ἐν αὐτοῖς</w:t>
+      </w:r>
+    </w:p>
+    <w:p>
+      <w:pPr/>
+      <w:r>
+        <w:rPr>
+          <w:lang w:val="hi_IN" w:bidi="hi_IN"/>
+        </w:rPr>
+      </w:r>
+      <w:r>
+        <w:rPr>
+          <w:b/>
+          <w:lang w:val="hi_IN" w:bidi="hi_IN"/>
+        </w:rPr>
         <w:t>"उनके बीच में रहते हुए"</w:t>
       </w:r>
     </w:p>
@@ -24025,6 +25150,21 @@
         <w:rPr>
           <w:lang w:val="hi_IN" w:bidi="hi_IN"/>
         </w:rPr>
+      </w:r>
+    </w:p>
+    <w:p>
+      <w:pPr/>
+      <w:r>
+        <w:rPr>
+          <w:lang w:val="hi_IN" w:bidi="hi_IN"/>
+        </w:rPr>
+      </w:r>
+      <w:r>
+        <w:rPr>
+          <w:b/>
+          <w:lang w:val="hi_IN" w:bidi="hi_IN"/>
+        </w:rPr>
+        <w:t>ψυχὴν δικαίαν &amp; ἐβασάνιζεν</w:t>
       </w:r>
     </w:p>
     <w:p>
@@ -24396,6 +25536,21 @@
           <w:b/>
           <w:lang w:val="hi_IN" w:bidi="hi_IN"/>
         </w:rPr>
+        <w:t>ἀδίκους δὲ εἰς ἡμέραν κρίσεως κολαζομένους τηρεῖν</w:t>
+      </w:r>
+    </w:p>
+    <w:p>
+      <w:pPr/>
+      <w:r>
+        <w:rPr>
+          <w:lang w:val="hi_IN" w:bidi="hi_IN"/>
+        </w:rPr>
+      </w:r>
+      <w:r>
+        <w:rPr>
+          <w:b/>
+          <w:lang w:val="hi_IN" w:bidi="hi_IN"/>
+        </w:rPr>
         <w:t>"और अधर्मियों को न्याय के दिन तक दण्ड की दशा में रखना भी"</w:t>
       </w:r>
     </w:p>
@@ -24492,6 +25647,21 @@
           <w:b/>
           <w:lang w:val="hi_IN" w:bidi="hi_IN"/>
         </w:rPr>
+        <w:t>πειρασμοῦ &amp; ἀδίκους δὲ εἰς ἡμέραν κρίσεως κολαζομένους τηρεῖν</w:t>
+      </w:r>
+    </w:p>
+    <w:p>
+      <w:pPr/>
+      <w:r>
+        <w:rPr>
+          <w:lang w:val="hi_IN" w:bidi="hi_IN"/>
+        </w:rPr>
+      </w:r>
+      <w:r>
+        <w:rPr>
+          <w:b/>
+          <w:lang w:val="hi_IN" w:bidi="hi_IN"/>
+        </w:rPr>
         <w:t>"परीक्षा"</w:t>
       </w:r>
       <w:r>
@@ -24686,6 +25856,21 @@
           <w:b/>
           <w:lang w:val="hi_IN" w:bidi="hi_IN"/>
         </w:rPr>
+        <w:t>ἀδίκους &amp; κολαζομένους τηρεῖν</w:t>
+      </w:r>
+    </w:p>
+    <w:p>
+      <w:pPr/>
+      <w:r>
+        <w:rPr>
+          <w:lang w:val="hi_IN" w:bidi="hi_IN"/>
+        </w:rPr>
+      </w:r>
+      <w:r>
+        <w:rPr>
+          <w:b/>
+          <w:lang w:val="hi_IN" w:bidi="hi_IN"/>
+        </w:rPr>
         <w:t>"अधर्मियों को"</w:t>
       </w:r>
       <w:r>
@@ -25316,6 +26501,21 @@
           <w:b/>
           <w:lang w:val="hi_IN" w:bidi="hi_IN"/>
         </w:rPr>
+        <w:t>ἐν ἐπιθυμίᾳ μιασμοῦ</w:t>
+      </w:r>
+    </w:p>
+    <w:p>
+      <w:pPr/>
+      <w:r>
+        <w:rPr>
+          <w:lang w:val="hi_IN" w:bidi="hi_IN"/>
+        </w:rPr>
+      </w:r>
+      <w:r>
+        <w:rPr>
+          <w:b/>
+          <w:lang w:val="hi_IN" w:bidi="hi_IN"/>
+        </w:rPr>
         <w:t>"अशुद्ध अनुसार अभिलाषाओं के"</w:t>
       </w:r>
       <w:r>
@@ -25391,6 +26591,21 @@
         <w:rPr>
           <w:lang w:val="hi_IN" w:bidi="hi_IN"/>
         </w:rPr>
+      </w:r>
+    </w:p>
+    <w:p>
+      <w:pPr/>
+      <w:r>
+        <w:rPr>
+          <w:lang w:val="hi_IN" w:bidi="hi_IN"/>
+        </w:rPr>
+      </w:r>
+      <w:r>
+        <w:rPr>
+          <w:b/>
+          <w:lang w:val="hi_IN" w:bidi="hi_IN"/>
+        </w:rPr>
+        <w:t>ἐν ἐπιθυμίᾳ μιασμοῦ</w:t>
       </w:r>
     </w:p>
     <w:p>
@@ -26169,6 +27384,21 @@
           <w:b/>
           <w:lang w:val="hi_IN" w:bidi="hi_IN"/>
         </w:rPr>
+        <w:t>δόξας &amp; βλασφημοῦντες</w:t>
+      </w:r>
+    </w:p>
+    <w:p>
+      <w:pPr/>
+      <w:r>
+        <w:rPr>
+          <w:lang w:val="hi_IN" w:bidi="hi_IN"/>
+        </w:rPr>
+      </w:r>
+      <w:r>
+        <w:rPr>
+          <w:b/>
+          <w:lang w:val="hi_IN" w:bidi="hi_IN"/>
+        </w:rPr>
         <w:t>"और ऊँचे पदवालों बुराभला कहने से नहीं डरते"</w:t>
       </w:r>
     </w:p>
@@ -26622,6 +27852,21 @@
         <w:rPr>
           <w:lang w:val="hi_IN" w:bidi="hi_IN"/>
         </w:rPr>
+      </w:r>
+    </w:p>
+    <w:p>
+      <w:pPr/>
+      <w:r>
+        <w:rPr>
+          <w:lang w:val="hi_IN" w:bidi="hi_IN"/>
+        </w:rPr>
+      </w:r>
+      <w:r>
+        <w:rPr>
+          <w:b/>
+          <w:lang w:val="hi_IN" w:bidi="hi_IN"/>
+        </w:rPr>
+        <w:t>οὐ φέρουσιν κατ’ αὐτῶν &amp; βλάσφημον κρίσιν</w:t>
       </w:r>
     </w:p>
     <w:p>
@@ -26965,6 +28210,21 @@
           <w:b/>
           <w:lang w:val="hi_IN" w:bidi="hi_IN"/>
         </w:rPr>
+        <w:t>γεγεννημένα φυσικὰ εἰς ἅλωσιν καὶ φθοράν</w:t>
+      </w:r>
+    </w:p>
+    <w:p>
+      <w:pPr/>
+      <w:r>
+        <w:rPr>
+          <w:lang w:val="hi_IN" w:bidi="hi_IN"/>
+        </w:rPr>
+      </w:r>
+      <w:r>
+        <w:rPr>
+          <w:b/>
+          <w:lang w:val="hi_IN" w:bidi="hi_IN"/>
+        </w:rPr>
         <w:t>"जो पकड़े जाने और और नाश होने के लिये उत्पन्न हुए हैं"</w:t>
       </w:r>
     </w:p>
@@ -27048,6 +28308,21 @@
           <w:b/>
           <w:lang w:val="hi_IN" w:bidi="hi_IN"/>
         </w:rPr>
+        <w:t>γεγεννημένα φυσικὰ εἰς ἅλωσιν καὶ φθοράν</w:t>
+      </w:r>
+    </w:p>
+    <w:p>
+      <w:pPr/>
+      <w:r>
+        <w:rPr>
+          <w:lang w:val="hi_IN" w:bidi="hi_IN"/>
+        </w:rPr>
+      </w:r>
+      <w:r>
+        <w:rPr>
+          <w:b/>
+          <w:lang w:val="hi_IN" w:bidi="hi_IN"/>
+        </w:rPr>
         <w:t>"जो पकड़े जाने और और नाश होने के लिये उत्पन्न हुए हैं"</w:t>
       </w:r>
     </w:p>
@@ -27359,6 +28634,21 @@
           <w:b/>
           <w:lang w:val="hi_IN" w:bidi="hi_IN"/>
         </w:rPr>
+        <w:t>ἐν οἷς ἀγνοοῦσιν βλασφημοῦντες</w:t>
+      </w:r>
+    </w:p>
+    <w:p>
+      <w:pPr/>
+      <w:r>
+        <w:rPr>
+          <w:lang w:val="hi_IN" w:bidi="hi_IN"/>
+        </w:rPr>
+      </w:r>
+      <w:r>
+        <w:rPr>
+          <w:b/>
+          <w:lang w:val="hi_IN" w:bidi="hi_IN"/>
+        </w:rPr>
         <w:t>""</w:t>
       </w:r>
     </w:p>
@@ -27513,6 +28803,21 @@
           <w:b/>
           <w:lang w:val="hi_IN" w:bidi="hi_IN"/>
         </w:rPr>
+        <w:t>ἐν τῇ φθορᾷ αὐτῶν καὶ φθαρήσονται</w:t>
+      </w:r>
+    </w:p>
+    <w:p>
+      <w:pPr/>
+      <w:r>
+        <w:rPr>
+          <w:lang w:val="hi_IN" w:bidi="hi_IN"/>
+        </w:rPr>
+      </w:r>
+      <w:r>
+        <w:rPr>
+          <w:b/>
+          <w:lang w:val="hi_IN" w:bidi="hi_IN"/>
+        </w:rPr>
         <w:t>"वे अपनी सड़ाहट में आप ही सड़ जाएँगे"</w:t>
       </w:r>
     </w:p>
@@ -27720,6 +29025,21 @@
           <w:b/>
           <w:lang w:val="hi_IN" w:bidi="hi_IN"/>
         </w:rPr>
+        <w:t>καὶ φθαρήσονται</w:t>
+      </w:r>
+    </w:p>
+    <w:p>
+      <w:pPr/>
+      <w:r>
+        <w:rPr>
+          <w:lang w:val="hi_IN" w:bidi="hi_IN"/>
+        </w:rPr>
+      </w:r>
+      <w:r>
+        <w:rPr>
+          <w:b/>
+          <w:lang w:val="hi_IN" w:bidi="hi_IN"/>
+        </w:rPr>
         <w:t>"आप ही सड़ जाएँगे"</w:t>
       </w:r>
     </w:p>
@@ -28983,6 +30303,21 @@
           <w:b/>
           <w:lang w:val="hi_IN" w:bidi="hi_IN"/>
         </w:rPr>
+        <w:t>ὀφθαλμοὺς ἔχοντες μεστοὺς μοιχαλίδος</w:t>
+      </w:r>
+    </w:p>
+    <w:p>
+      <w:pPr/>
+      <w:r>
+        <w:rPr>
+          <w:lang w:val="hi_IN" w:bidi="hi_IN"/>
+        </w:rPr>
+      </w:r>
+      <w:r>
+        <w:rPr>
+          <w:b/>
+          <w:lang w:val="hi_IN" w:bidi="hi_IN"/>
+        </w:rPr>
         <w:t>""</w:t>
       </w:r>
     </w:p>
@@ -29268,6 +30603,21 @@
           <w:b/>
           <w:lang w:val="hi_IN" w:bidi="hi_IN"/>
         </w:rPr>
+        <w:t>δελεάζοντες ψυχὰς ἀστηρίκτους</w:t>
+      </w:r>
+    </w:p>
+    <w:p>
+      <w:pPr/>
+      <w:r>
+        <w:rPr>
+          <w:lang w:val="hi_IN" w:bidi="hi_IN"/>
+        </w:rPr>
+      </w:r>
+      <w:r>
+        <w:rPr>
+          <w:b/>
+          <w:lang w:val="hi_IN" w:bidi="hi_IN"/>
+        </w:rPr>
         <w:t>""</w:t>
       </w:r>
     </w:p>
@@ -29364,6 +30714,21 @@
           <w:b/>
           <w:lang w:val="hi_IN" w:bidi="hi_IN"/>
         </w:rPr>
+        <w:t>καρδίαν γεγυμνασμένην πλεονεξίας ἔχοντες</w:t>
+      </w:r>
+    </w:p>
+    <w:p>
+      <w:pPr/>
+      <w:r>
+        <w:rPr>
+          <w:lang w:val="hi_IN" w:bidi="hi_IN"/>
+        </w:rPr>
+      </w:r>
+      <w:r>
+        <w:rPr>
+          <w:b/>
+          <w:lang w:val="hi_IN" w:bidi="hi_IN"/>
+        </w:rPr>
         <w:t>"उनके मन को लोभ करने का अभ्यास हो गया है"</w:t>
       </w:r>
     </w:p>
@@ -29447,6 +30812,21 @@
           <w:b/>
           <w:lang w:val="hi_IN" w:bidi="hi_IN"/>
         </w:rPr>
+        <w:t>καρδίαν γεγυμνασμένην πλεονεξίας ἔχοντες</w:t>
+      </w:r>
+    </w:p>
+    <w:p>
+      <w:pPr/>
+      <w:r>
+        <w:rPr>
+          <w:lang w:val="hi_IN" w:bidi="hi_IN"/>
+        </w:rPr>
+      </w:r>
+      <w:r>
+        <w:rPr>
+          <w:b/>
+          <w:lang w:val="hi_IN" w:bidi="hi_IN"/>
+        </w:rPr>
         <w:t>"उनके मन को लोभ करने का अभ्यास हो गया है"</w:t>
       </w:r>
     </w:p>
@@ -29627,6 +31007,21 @@
         <w:rPr>
           <w:lang w:val="hi_IN" w:bidi="hi_IN"/>
         </w:rPr>
+      </w:r>
+    </w:p>
+    <w:p>
+      <w:pPr/>
+      <w:r>
+        <w:rPr>
+          <w:lang w:val="hi_IN" w:bidi="hi_IN"/>
+        </w:rPr>
+      </w:r>
+      <w:r>
+        <w:rPr>
+          <w:b/>
+          <w:lang w:val="hi_IN" w:bidi="hi_IN"/>
+        </w:rPr>
+        <w:t>καρδίαν γεγυμνασμένην πλεονεξίας ἔχοντες</w:t>
       </w:r>
     </w:p>
     <w:p>
@@ -30277,6 +31672,21 @@
           <w:b/>
           <w:lang w:val="hi_IN" w:bidi="hi_IN"/>
         </w:rPr>
+        <w:t>ἐπλανήθησαν</w:t>
+      </w:r>
+    </w:p>
+    <w:p>
+      <w:pPr/>
+      <w:r>
+        <w:rPr>
+          <w:lang w:val="hi_IN" w:bidi="hi_IN"/>
+        </w:rPr>
+      </w:r>
+      <w:r>
+        <w:rPr>
+          <w:b/>
+          <w:lang w:val="hi_IN" w:bidi="hi_IN"/>
+        </w:rPr>
         <w:t>"भटक गए हैं"</w:t>
       </w:r>
     </w:p>
@@ -30569,6 +31979,21 @@
           <w:b/>
           <w:lang w:val="hi_IN" w:bidi="hi_IN"/>
         </w:rPr>
+        <w:t>τοῦ Βαλαὰμ τοῦ Βοσὸρ</w:t>
+      </w:r>
+    </w:p>
+    <w:p>
+      <w:pPr/>
+      <w:r>
+        <w:rPr>
+          <w:lang w:val="hi_IN" w:bidi="hi_IN"/>
+        </w:rPr>
+      </w:r>
+      <w:r>
+        <w:rPr>
+          <w:b/>
+          <w:lang w:val="hi_IN" w:bidi="hi_IN"/>
+        </w:rPr>
         <w:t>"और बओर के पुत्र बिलाम के"</w:t>
       </w:r>
     </w:p>
@@ -30900,6 +32325,21 @@
           <w:b/>
           <w:lang w:val="hi_IN" w:bidi="hi_IN"/>
         </w:rPr>
+        <w:t>ὃς μισθὸν ἀδικίας ἠγάπησεν</w:t>
+      </w:r>
+    </w:p>
+    <w:p>
+      <w:pPr/>
+      <w:r>
+        <w:rPr>
+          <w:lang w:val="hi_IN" w:bidi="hi_IN"/>
+        </w:rPr>
+      </w:r>
+      <w:r>
+        <w:rPr>
+          <w:b/>
+          <w:lang w:val="hi_IN" w:bidi="hi_IN"/>
+        </w:rPr>
         <w:t>"जिस ने अधर्म की मजदूरी को प्रिय जाना"</w:t>
       </w:r>
     </w:p>
@@ -31537,6 +32977,21 @@
         <w:rPr>
           <w:lang w:val="hi_IN" w:bidi="hi_IN"/>
         </w:rPr>
+      </w:r>
+    </w:p>
+    <w:p>
+      <w:pPr/>
+      <w:r>
+        <w:rPr>
+          <w:lang w:val="hi_IN" w:bidi="hi_IN"/>
+        </w:rPr>
+      </w:r>
+      <w:r>
+        <w:rPr>
+          <w:b/>
+          <w:lang w:val="hi_IN" w:bidi="hi_IN"/>
+        </w:rPr>
+        <w:t>ἐκώλυσεν τὴν τοῦ προφήτου παραφρονίαν</w:t>
       </w:r>
     </w:p>
     <w:p>
@@ -32011,6 +33466,21 @@
           <w:b/>
           <w:lang w:val="hi_IN" w:bidi="hi_IN"/>
         </w:rPr>
+        <w:t>οὗτοί εἰσιν πηγαὶ ἄνυδροι, καὶ ὁμίχλαι ὑπὸ λαίλαπος ἐλαυνόμεναι</w:t>
+      </w:r>
+    </w:p>
+    <w:p>
+      <w:pPr/>
+      <w:r>
+        <w:rPr>
+          <w:lang w:val="hi_IN" w:bidi="hi_IN"/>
+        </w:rPr>
+      </w:r>
+      <w:r>
+        <w:rPr>
+          <w:b/>
+          <w:lang w:val="hi_IN" w:bidi="hi_IN"/>
+        </w:rPr>
         <w:t>"लोग सूखे कुएँ और आँधी के उड़ाए हुए बादल हैं"</w:t>
       </w:r>
       <w:r>
@@ -32107,6 +33577,21 @@
           <w:b/>
           <w:lang w:val="hi_IN" w:bidi="hi_IN"/>
         </w:rPr>
+        <w:t>οἷς ὁ ζόφος τοῦ σκότους τετήρηται</w:t>
+      </w:r>
+    </w:p>
+    <w:p>
+      <w:pPr/>
+      <w:r>
+        <w:rPr>
+          <w:lang w:val="hi_IN" w:bidi="hi_IN"/>
+        </w:rPr>
+      </w:r>
+      <w:r>
+        <w:rPr>
+          <w:b/>
+          <w:lang w:val="hi_IN" w:bidi="hi_IN"/>
+        </w:rPr>
         <w:t>""</w:t>
       </w:r>
     </w:p>
@@ -32528,6 +34013,21 @@
         <w:rPr>
           <w:lang w:val="hi_IN" w:bidi="hi_IN"/>
         </w:rPr>
+      </w:r>
+    </w:p>
+    <w:p>
+      <w:pPr/>
+      <w:r>
+        <w:rPr>
+          <w:lang w:val="hi_IN" w:bidi="hi_IN"/>
+        </w:rPr>
+      </w:r>
+      <w:r>
+        <w:rPr>
+          <w:b/>
+          <w:lang w:val="hi_IN" w:bidi="hi_IN"/>
+        </w:rPr>
+        <w:t>ὑπέρογκα &amp; ματαιότητος φθεγγόμενοι</w:t>
       </w:r>
     </w:p>
     <w:p>
@@ -33593,6 +35093,21 @@
           <w:b/>
           <w:lang w:val="hi_IN" w:bidi="hi_IN"/>
         </w:rPr>
+        <w:t>αὐτοὶ δοῦλοι ὑπάρχοντες τῆς φθορᾶς</w:t>
+      </w:r>
+    </w:p>
+    <w:p>
+      <w:pPr/>
+      <w:r>
+        <w:rPr>
+          <w:lang w:val="hi_IN" w:bidi="hi_IN"/>
+        </w:rPr>
+      </w:r>
+      <w:r>
+        <w:rPr>
+          <w:b/>
+          <w:lang w:val="hi_IN" w:bidi="hi_IN"/>
+        </w:rPr>
         <w:t>"प्रतिज्ञा तो देते हैं पर आप ही सड़ाहट के दास हैं"</w:t>
       </w:r>
     </w:p>
@@ -34022,6 +35537,21 @@
           <w:b/>
           <w:lang w:val="hi_IN" w:bidi="hi_IN"/>
         </w:rPr>
+        <w:t>ᾧ γάρ τις ἥττηται, τούτῳ δεδούλωται</w:t>
+      </w:r>
+    </w:p>
+    <w:p>
+      <w:pPr/>
+      <w:r>
+        <w:rPr>
+          <w:lang w:val="hi_IN" w:bidi="hi_IN"/>
+        </w:rPr>
+      </w:r>
+      <w:r>
+        <w:rPr>
+          <w:b/>
+          <w:lang w:val="hi_IN" w:bidi="hi_IN"/>
+        </w:rPr>
         <w:t>"क्योंकि जो व्यक्ति जिससे हार गया है वह उसका दास बन जाता है"</w:t>
       </w:r>
     </w:p>
@@ -34195,6 +35725,21 @@
         <w:rPr>
           <w:lang w:val="hi_IN" w:bidi="hi_IN"/>
         </w:rPr>
+      </w:r>
+    </w:p>
+    <w:p>
+      <w:pPr/>
+      <w:r>
+        <w:rPr>
+          <w:lang w:val="hi_IN" w:bidi="hi_IN"/>
+        </w:rPr>
+      </w:r>
+      <w:r>
+        <w:rPr>
+          <w:b/>
+          <w:lang w:val="hi_IN" w:bidi="hi_IN"/>
+        </w:rPr>
+        <w:t>εἰ &amp; ἀποφυγόντες τὰ μιάσματα τοῦ κόσμου, ἐν ἐπιγνώσει τοῦ Κυρίου ἡμῶν καὶ Σωτῆρος, Ἰησοῦ Χριστοῦ, τούτοις δὲ πάλιν ἐμπλακέντες ἡττῶνται, γέγονεν αὐτοῖς τὰ ἔσχατα χείρονα τῶν πρώτων</w:t>
       </w:r>
     </w:p>
     <w:p>
@@ -34538,6 +36083,21 @@
           <w:b/>
           <w:lang w:val="hi_IN" w:bidi="hi_IN"/>
         </w:rPr>
+        <w:t>τὰ μιάσματα τοῦ κόσμου</w:t>
+      </w:r>
+    </w:p>
+    <w:p>
+      <w:pPr/>
+      <w:r>
+        <w:rPr>
+          <w:lang w:val="hi_IN" w:bidi="hi_IN"/>
+        </w:rPr>
+      </w:r>
+      <w:r>
+        <w:rPr>
+          <w:b/>
+          <w:lang w:val="hi_IN" w:bidi="hi_IN"/>
+        </w:rPr>
         <w:t>""</w:t>
       </w:r>
     </w:p>
@@ -34620,6 +36180,21 @@
         <w:rPr>
           <w:lang w:val="hi_IN" w:bidi="hi_IN"/>
         </w:rPr>
+      </w:r>
+    </w:p>
+    <w:p>
+      <w:pPr/>
+      <w:r>
+        <w:rPr>
+          <w:lang w:val="hi_IN" w:bidi="hi_IN"/>
+        </w:rPr>
+      </w:r>
+      <w:r>
+        <w:rPr>
+          <w:b/>
+          <w:lang w:val="hi_IN" w:bidi="hi_IN"/>
+        </w:rPr>
+        <w:t>ἐν ἐπιγνώσει τοῦ Κυρίου ἡμῶν καὶ Σωτῆρος, Ἰησοῦ Χριστοῦ</w:t>
       </w:r>
     </w:p>
     <w:p>
@@ -34898,6 +36473,21 @@
           <w:b/>
           <w:lang w:val="hi_IN" w:bidi="hi_IN"/>
         </w:rPr>
+        <w:t>τούτοις &amp; πάλιν ἐμπλακέντες ἡττῶνται</w:t>
+      </w:r>
+    </w:p>
+    <w:p>
+      <w:pPr/>
+      <w:r>
+        <w:rPr>
+          <w:lang w:val="hi_IN" w:bidi="hi_IN"/>
+        </w:rPr>
+      </w:r>
+      <w:r>
+        <w:rPr>
+          <w:b/>
+          <w:lang w:val="hi_IN" w:bidi="hi_IN"/>
+        </w:rPr>
         <w:t>"मसीह की"</w:t>
       </w:r>
       <w:r>
@@ -35330,6 +36920,21 @@
           <w:b/>
           <w:lang w:val="hi_IN" w:bidi="hi_IN"/>
         </w:rPr>
+        <w:t>γέγονεν αὐτοῖς τὰ ἔσχατα χείρονα τῶν πρώτων</w:t>
+      </w:r>
+    </w:p>
+    <w:p>
+      <w:pPr/>
+      <w:r>
+        <w:rPr>
+          <w:lang w:val="hi_IN" w:bidi="hi_IN"/>
+        </w:rPr>
+      </w:r>
+      <w:r>
+        <w:rPr>
+          <w:b/>
+          <w:lang w:val="hi_IN" w:bidi="hi_IN"/>
+        </w:rPr>
         <w:t>""</w:t>
       </w:r>
     </w:p>
@@ -36021,6 +37626,21 @@
           <w:b/>
           <w:lang w:val="hi_IN" w:bidi="hi_IN"/>
         </w:rPr>
+        <w:t>ὑποστρέψαι ἐκ τῆς &amp; ἁγίας ἐντολῆς</w:t>
+      </w:r>
+    </w:p>
+    <w:p>
+      <w:pPr/>
+      <w:r>
+        <w:rPr>
+          <w:lang w:val="hi_IN" w:bidi="hi_IN"/>
+        </w:rPr>
+      </w:r>
+      <w:r>
+        <w:rPr>
+          <w:b/>
+          <w:lang w:val="hi_IN" w:bidi="hi_IN"/>
+        </w:rPr>
         <w:t>""</w:t>
       </w:r>
     </w:p>
@@ -36117,6 +37737,21 @@
           <w:b/>
           <w:lang w:val="hi_IN" w:bidi="hi_IN"/>
         </w:rPr>
+        <w:t>τῆς παραδοθείσης &amp; ἁγίας ἐντολῆς</w:t>
+      </w:r>
+    </w:p>
+    <w:p>
+      <w:pPr/>
+      <w:r>
+        <w:rPr>
+          <w:lang w:val="hi_IN" w:bidi="hi_IN"/>
+        </w:rPr>
+      </w:r>
+      <w:r>
+        <w:rPr>
+          <w:b/>
+          <w:lang w:val="hi_IN" w:bidi="hi_IN"/>
+        </w:rPr>
         <w:t>""</w:t>
       </w:r>
     </w:p>
@@ -36239,6 +37874,21 @@
           <w:b/>
           <w:lang w:val="hi_IN" w:bidi="hi_IN"/>
         </w:rPr>
+        <w:t>τῆς παραδοθείσης &amp; ἁγίας ἐντολῆς</w:t>
+      </w:r>
+    </w:p>
+    <w:p>
+      <w:pPr/>
+      <w:r>
+        <w:rPr>
+          <w:lang w:val="hi_IN" w:bidi="hi_IN"/>
+        </w:rPr>
+      </w:r>
+      <w:r>
+        <w:rPr>
+          <w:b/>
+          <w:lang w:val="hi_IN" w:bidi="hi_IN"/>
+        </w:rPr>
         <w:t>""</w:t>
       </w:r>
     </w:p>
@@ -36321,6 +37971,21 @@
         <w:rPr>
           <w:lang w:val="hi_IN" w:bidi="hi_IN"/>
         </w:rPr>
+      </w:r>
+    </w:p>
+    <w:p>
+      <w:pPr/>
+      <w:r>
+        <w:rPr>
+          <w:lang w:val="hi_IN" w:bidi="hi_IN"/>
+        </w:rPr>
+      </w:r>
+      <w:r>
+        <w:rPr>
+          <w:b/>
+          <w:lang w:val="hi_IN" w:bidi="hi_IN"/>
+        </w:rPr>
+        <w:t>τῆς παραδοθείσης αὐτοῖς ἁγίας ἐντολῆς</w:t>
       </w:r>
     </w:p>
     <w:p>
@@ -37640,6 +39305,21 @@
           <w:b/>
           <w:lang w:val="hi_IN" w:bidi="hi_IN"/>
         </w:rPr>
+        <w:t>τῶν προειρημένων ῥημάτων, ὑπὸ τῶν ἁγίων προφητῶν</w:t>
+      </w:r>
+    </w:p>
+    <w:p>
+      <w:pPr/>
+      <w:r>
+        <w:rPr>
+          <w:lang w:val="hi_IN" w:bidi="hi_IN"/>
+        </w:rPr>
+      </w:r>
+      <w:r>
+        <w:rPr>
+          <w:b/>
+          <w:lang w:val="hi_IN" w:bidi="hi_IN"/>
+        </w:rPr>
         <w:t>""</w:t>
       </w:r>
     </w:p>
@@ -37963,6 +39643,21 @@
           <w:b/>
           <w:lang w:val="hi_IN" w:bidi="hi_IN"/>
         </w:rPr>
+        <w:t>τῆς τῶν ἀποστόλων ὑμῶν ἐντολῆς τοῦ Κυρίου καὶ Σωτῆρος</w:t>
+      </w:r>
+    </w:p>
+    <w:p>
+      <w:pPr/>
+      <w:r>
+        <w:rPr>
+          <w:lang w:val="hi_IN" w:bidi="hi_IN"/>
+        </w:rPr>
+      </w:r>
+      <w:r>
+        <w:rPr>
+          <w:b/>
+          <w:lang w:val="hi_IN" w:bidi="hi_IN"/>
+        </w:rPr>
         <w:t>""</w:t>
       </w:r>
     </w:p>
@@ -38032,6 +39727,21 @@
         <w:rPr>
           <w:lang w:val="hi_IN" w:bidi="hi_IN"/>
         </w:rPr>
+      </w:r>
+    </w:p>
+    <w:p>
+      <w:pPr/>
+      <w:r>
+        <w:rPr>
+          <w:lang w:val="hi_IN" w:bidi="hi_IN"/>
+        </w:rPr>
+      </w:r>
+      <w:r>
+        <w:rPr>
+          <w:b/>
+          <w:lang w:val="hi_IN" w:bidi="hi_IN"/>
+        </w:rPr>
+        <w:t>τῆς &amp; ἐντολῆς τοῦ Κυρίου καὶ Σωτῆρος</w:t>
       </w:r>
     </w:p>
     <w:p>
@@ -38928,6 +40638,21 @@
           <w:b/>
           <w:lang w:val="hi_IN" w:bidi="hi_IN"/>
         </w:rPr>
+        <w:t>ἐλεύσονται &amp; ἐν ἐμπαιγμονῇ ἐμπαῖκται</w:t>
+      </w:r>
+    </w:p>
+    <w:p>
+      <w:pPr/>
+      <w:r>
+        <w:rPr>
+          <w:lang w:val="hi_IN" w:bidi="hi_IN"/>
+        </w:rPr>
+      </w:r>
+      <w:r>
+        <w:rPr>
+          <w:b/>
+          <w:lang w:val="hi_IN" w:bidi="hi_IN"/>
+        </w:rPr>
         <w:t>"में हँसीउपहास करनेवाले आएँगे"</w:t>
       </w:r>
     </w:p>
@@ -39135,6 +40860,21 @@
           <w:b/>
           <w:lang w:val="hi_IN" w:bidi="hi_IN"/>
         </w:rPr>
+        <w:t>κατὰ τὰς ἰδίας ἐπιθυμίας αὐτῶν πορευόμενοι</w:t>
+      </w:r>
+    </w:p>
+    <w:p>
+      <w:pPr/>
+      <w:r>
+        <w:rPr>
+          <w:lang w:val="hi_IN" w:bidi="hi_IN"/>
+        </w:rPr>
+      </w:r>
+      <w:r>
+        <w:rPr>
+          <w:b/>
+          <w:lang w:val="hi_IN" w:bidi="hi_IN"/>
+        </w:rPr>
         <w:t>""</w:t>
       </w:r>
     </w:p>
@@ -39329,6 +41069,21 @@
           <w:b/>
           <w:lang w:val="hi_IN" w:bidi="hi_IN"/>
         </w:rPr>
+        <w:t>ποῦ ἐστιν ἡ ἐπαγγελία τῆς παρουσίας αὐτοῦ</w:t>
+      </w:r>
+    </w:p>
+    <w:p>
+      <w:pPr/>
+      <w:r>
+        <w:rPr>
+          <w:lang w:val="hi_IN" w:bidi="hi_IN"/>
+        </w:rPr>
+      </w:r>
+      <w:r>
+        <w:rPr>
+          <w:b/>
+          <w:lang w:val="hi_IN" w:bidi="hi_IN"/>
+        </w:rPr>
         <w:t>"उसके आने की प्रतिज्ञा कहाँ गई"</w:t>
       </w:r>
     </w:p>
@@ -39523,6 +41278,21 @@
           <w:b/>
           <w:lang w:val="hi_IN" w:bidi="hi_IN"/>
         </w:rPr>
+        <w:t>ποῦ ἐστιν ἡ ἐπαγγελία τῆς παρουσίας αὐτοῦ</w:t>
+      </w:r>
+    </w:p>
+    <w:p>
+      <w:pPr/>
+      <w:r>
+        <w:rPr>
+          <w:lang w:val="hi_IN" w:bidi="hi_IN"/>
+        </w:rPr>
+      </w:r>
+      <w:r>
+        <w:rPr>
+          <w:b/>
+          <w:lang w:val="hi_IN" w:bidi="hi_IN"/>
+        </w:rPr>
         <w:t>""</w:t>
       </w:r>
     </w:p>
@@ -40063,6 +41833,21 @@
           <w:b/>
           <w:lang w:val="hi_IN" w:bidi="hi_IN"/>
         </w:rPr>
+        <w:t>πάντα οὕτως διαμένει ἀπ’ ἀρχῆς κτίσεως</w:t>
+      </w:r>
+    </w:p>
+    <w:p>
+      <w:pPr/>
+      <w:r>
+        <w:rPr>
+          <w:lang w:val="hi_IN" w:bidi="hi_IN"/>
+        </w:rPr>
+      </w:r>
+      <w:r>
+        <w:rPr>
+          <w:b/>
+          <w:lang w:val="hi_IN" w:bidi="hi_IN"/>
+        </w:rPr>
         <w:t>""</w:t>
       </w:r>
     </w:p>
@@ -40159,6 +41944,21 @@
           <w:b/>
           <w:lang w:val="hi_IN" w:bidi="hi_IN"/>
         </w:rPr>
+        <w:t>ἀπ’ ἀρχῆς κτίσεως</w:t>
+      </w:r>
+    </w:p>
+    <w:p>
+      <w:pPr/>
+      <w:r>
+        <w:rPr>
+          <w:lang w:val="hi_IN" w:bidi="hi_IN"/>
+        </w:rPr>
+      </w:r>
+      <w:r>
+        <w:rPr>
+          <w:b/>
+          <w:lang w:val="hi_IN" w:bidi="hi_IN"/>
+        </w:rPr>
         <w:t>""</w:t>
       </w:r>
     </w:p>
@@ -40255,6 +42055,21 @@
           <w:b/>
           <w:lang w:val="hi_IN" w:bidi="hi_IN"/>
         </w:rPr>
+        <w:t>λανθάνει γὰρ αὐτοὺς τοῦτο, θέλοντας</w:t>
+      </w:r>
+    </w:p>
+    <w:p>
+      <w:pPr/>
+      <w:r>
+        <w:rPr>
+          <w:lang w:val="hi_IN" w:bidi="hi_IN"/>
+        </w:rPr>
+      </w:r>
+      <w:r>
+        <w:rPr>
+          <w:b/>
+          <w:lang w:val="hi_IN" w:bidi="hi_IN"/>
+        </w:rPr>
         <w:t>"जानबूझकर यह भूल गए"</w:t>
       </w:r>
     </w:p>
@@ -40338,6 +42153,21 @@
           <w:b/>
           <w:lang w:val="hi_IN" w:bidi="hi_IN"/>
         </w:rPr>
+        <w:t>θέλοντας ὅτι οὐρανοὶ ἦσαν ἔκπαλαι</w:t>
+      </w:r>
+    </w:p>
+    <w:p>
+      <w:pPr/>
+      <w:r>
+        <w:rPr>
+          <w:lang w:val="hi_IN" w:bidi="hi_IN"/>
+        </w:rPr>
+      </w:r>
+      <w:r>
+        <w:rPr>
+          <w:b/>
+          <w:lang w:val="hi_IN" w:bidi="hi_IN"/>
+        </w:rPr>
         <w:t>"यह भूल गए कि"</w:t>
       </w:r>
       <w:r>
@@ -40434,6 +42264,21 @@
           <w:b/>
           <w:lang w:val="hi_IN" w:bidi="hi_IN"/>
         </w:rPr>
+        <w:t>γῆ ἐξ ὕδατος καὶ δι’ ὕδατος συνεστῶσα τῷ τοῦ Θεοῦ λόγῳ</w:t>
+      </w:r>
+    </w:p>
+    <w:p>
+      <w:pPr/>
+      <w:r>
+        <w:rPr>
+          <w:lang w:val="hi_IN" w:bidi="hi_IN"/>
+        </w:rPr>
+      </w:r>
+      <w:r>
+        <w:rPr>
+          <w:b/>
+          <w:lang w:val="hi_IN" w:bidi="hi_IN"/>
+        </w:rPr>
         <w:t>""</w:t>
       </w:r>
     </w:p>
@@ -40517,6 +42362,21 @@
           <w:b/>
           <w:lang w:val="hi_IN" w:bidi="hi_IN"/>
         </w:rPr>
+        <w:t>ἐξ ὕδατος καὶ δι’ ὕδατος συνεστῶσα</w:t>
+      </w:r>
+    </w:p>
+    <w:p>
+      <w:pPr/>
+      <w:r>
+        <w:rPr>
+          <w:lang w:val="hi_IN" w:bidi="hi_IN"/>
+        </w:rPr>
+      </w:r>
+      <w:r>
+        <w:rPr>
+          <w:b/>
+          <w:lang w:val="hi_IN" w:bidi="hi_IN"/>
+        </w:rPr>
         <w:t>""</w:t>
       </w:r>
     </w:p>
@@ -41010,6 +42870,21 @@
           <w:b/>
           <w:lang w:val="hi_IN" w:bidi="hi_IN"/>
         </w:rPr>
+        <w:t>ὕδατι κατακλυσθεὶς</w:t>
+      </w:r>
+    </w:p>
+    <w:p>
+      <w:pPr/>
+      <w:r>
+        <w:rPr>
+          <w:lang w:val="hi_IN" w:bidi="hi_IN"/>
+        </w:rPr>
+      </w:r>
+      <w:r>
+        <w:rPr>
+          <w:b/>
+          <w:lang w:val="hi_IN" w:bidi="hi_IN"/>
+        </w:rPr>
         <w:t>"जल में डूब कर"</w:t>
       </w:r>
     </w:p>
@@ -41170,6 +43045,21 @@
         <w:rPr>
           <w:lang w:val="hi_IN" w:bidi="hi_IN"/>
         </w:rPr>
+      </w:r>
+    </w:p>
+    <w:p>
+      <w:pPr/>
+      <w:r>
+        <w:rPr>
+          <w:lang w:val="hi_IN" w:bidi="hi_IN"/>
+        </w:rPr>
+      </w:r>
+      <w:r>
+        <w:rPr>
+          <w:b/>
+          <w:lang w:val="hi_IN" w:bidi="hi_IN"/>
+        </w:rPr>
+        <w:t>οἱ &amp; νῦν οὐρανοὶ καὶ ἡ γῆ, τῷ αὐτῷ λόγῳ τεθησαυρισμένοι εἰσὶν, πυρὶ</w:t>
       </w:r>
     </w:p>
     <w:p>
@@ -41800,6 +43690,21 @@
           <w:b/>
           <w:lang w:val="hi_IN" w:bidi="hi_IN"/>
         </w:rPr>
+        <w:t>ἡμέραν κρίσεως καὶ ἀπωλείας τῶν ἀσεβῶν ἀνθρώπων</w:t>
+      </w:r>
+    </w:p>
+    <w:p>
+      <w:pPr/>
+      <w:r>
+        <w:rPr>
+          <w:lang w:val="hi_IN" w:bidi="hi_IN"/>
+        </w:rPr>
+      </w:r>
+      <w:r>
+        <w:rPr>
+          <w:b/>
+          <w:lang w:val="hi_IN" w:bidi="hi_IN"/>
+        </w:rPr>
         <w:t>""</w:t>
       </w:r>
     </w:p>
@@ -42020,6 +43925,21 @@
           <w:b/>
           <w:lang w:val="hi_IN" w:bidi="hi_IN"/>
         </w:rPr>
+        <w:t>ἓν &amp; τοῦτο μὴ λανθανέτω ὑμᾶς</w:t>
+      </w:r>
+    </w:p>
+    <w:p>
+      <w:pPr/>
+      <w:r>
+        <w:rPr>
+          <w:lang w:val="hi_IN" w:bidi="hi_IN"/>
+        </w:rPr>
+      </w:r>
+      <w:r>
+        <w:rPr>
+          <w:b/>
+          <w:lang w:val="hi_IN" w:bidi="hi_IN"/>
+        </w:rPr>
         <w:t>""</w:t>
       </w:r>
     </w:p>
@@ -42083,6 +44003,21 @@
           <w:b/>
           <w:lang w:val="hi_IN" w:bidi="hi_IN"/>
         </w:rPr>
+        <w:t>ὅτι μία ἡμέρα παρὰ Κυρίῳ ὡς χίλια ἔτη</w:t>
+      </w:r>
+    </w:p>
+    <w:p>
+      <w:pPr/>
+      <w:r>
+        <w:rPr>
+          <w:lang w:val="hi_IN" w:bidi="hi_IN"/>
+        </w:rPr>
+      </w:r>
+      <w:r>
+        <w:rPr>
+          <w:b/>
+          <w:lang w:val="hi_IN" w:bidi="hi_IN"/>
+        </w:rPr>
         <w:t>""</w:t>
       </w:r>
     </w:p>
@@ -42159,6 +44094,21 @@
           <w:b/>
           <w:lang w:val="hi_IN" w:bidi="hi_IN"/>
         </w:rPr>
+        <w:t>μία ἡμέρα παρὰ Κυρίῳ ὡς χίλια ἔτη, καὶ χίλια ἔτη ὡς ἡμέρα μία</w:t>
+      </w:r>
+    </w:p>
+    <w:p>
+      <w:pPr/>
+      <w:r>
+        <w:rPr>
+          <w:lang w:val="hi_IN" w:bidi="hi_IN"/>
+        </w:rPr>
+      </w:r>
+      <w:r>
+        <w:rPr>
+          <w:b/>
+          <w:lang w:val="hi_IN" w:bidi="hi_IN"/>
+        </w:rPr>
         <w:t>"प्रभु के यहाँ एक दिन हजार वर्ष के बराबर है और हजार वर्ष एक दिन के बराबर हैं"</w:t>
       </w:r>
     </w:p>
@@ -42228,6 +44178,21 @@
         <w:rPr>
           <w:lang w:val="hi_IN" w:bidi="hi_IN"/>
         </w:rPr>
+      </w:r>
+    </w:p>
+    <w:p>
+      <w:pPr/>
+      <w:r>
+        <w:rPr>
+          <w:lang w:val="hi_IN" w:bidi="hi_IN"/>
+        </w:rPr>
+      </w:r>
+      <w:r>
+        <w:rPr>
+          <w:b/>
+          <w:lang w:val="hi_IN" w:bidi="hi_IN"/>
+        </w:rPr>
+        <w:t>οὐ βραδύνει Κύριος τῆς ἐπαγγελίας</w:t>
       </w:r>
     </w:p>
     <w:p>
@@ -42569,6 +44534,21 @@
           <w:b/>
           <w:lang w:val="hi_IN" w:bidi="hi_IN"/>
         </w:rPr>
+        <w:t>μὴ βουλόμενός τινας ἀπολέσθαι</w:t>
+      </w:r>
+    </w:p>
+    <w:p>
+      <w:pPr/>
+      <w:r>
+        <w:rPr>
+          <w:lang w:val="hi_IN" w:bidi="hi_IN"/>
+        </w:rPr>
+      </w:r>
+      <w:r>
+        <w:rPr>
+          <w:b/>
+          <w:lang w:val="hi_IN" w:bidi="hi_IN"/>
+        </w:rPr>
         <w:t>"और नहीं चाहता कि कोई नाश हो"</w:t>
       </w:r>
     </w:p>
@@ -42750,6 +44730,21 @@
           <w:b/>
           <w:lang w:val="hi_IN" w:bidi="hi_IN"/>
         </w:rPr>
+        <w:t>ἀλλὰ πάντας εἰς μετάνοιαν χωρῆσαι</w:t>
+      </w:r>
+    </w:p>
+    <w:p>
+      <w:pPr/>
+      <w:r>
+        <w:rPr>
+          <w:lang w:val="hi_IN" w:bidi="hi_IN"/>
+        </w:rPr>
+      </w:r>
+      <w:r>
+        <w:rPr>
+          <w:b/>
+          <w:lang w:val="hi_IN" w:bidi="hi_IN"/>
+        </w:rPr>
         <w:t>"वरन् यह कि सब को मन फिराव का अवसर मिले"</w:t>
       </w:r>
     </w:p>
@@ -43185,6 +45180,21 @@
           <w:b/>
           <w:lang w:val="hi_IN" w:bidi="hi_IN"/>
         </w:rPr>
+        <w:t>στοιχεῖα &amp; λυθήσεται</w:t>
+      </w:r>
+    </w:p>
+    <w:p>
+      <w:pPr/>
+      <w:r>
+        <w:rPr>
+          <w:lang w:val="hi_IN" w:bidi="hi_IN"/>
+        </w:rPr>
+      </w:r>
+      <w:r>
+        <w:rPr>
+          <w:b/>
+          <w:lang w:val="hi_IN" w:bidi="hi_IN"/>
+        </w:rPr>
         <w:t>""</w:t>
       </w:r>
     </w:p>
@@ -43359,6 +45369,21 @@
           <w:b/>
           <w:lang w:val="hi_IN" w:bidi="hi_IN"/>
         </w:rPr>
+        <w:t>στοιχεῖα δὲ καυσούμενα λυθήσεται</w:t>
+      </w:r>
+    </w:p>
+    <w:p>
+      <w:pPr/>
+      <w:r>
+        <w:rPr>
+          <w:lang w:val="hi_IN" w:bidi="hi_IN"/>
+        </w:rPr>
+      </w:r>
+      <w:r>
+        <w:rPr>
+          <w:b/>
+          <w:lang w:val="hi_IN" w:bidi="hi_IN"/>
+        </w:rPr>
         <w:t>"और और तत्व बहुत ही तप्त होकर पिघल जाएँगे"</w:t>
       </w:r>
     </w:p>
@@ -43435,6 +45460,21 @@
           <w:b/>
           <w:lang w:val="hi_IN" w:bidi="hi_IN"/>
         </w:rPr>
+        <w:t>γῆ καὶ τὰ ἐν αὐτῇ ἔργα εὑρεθήσεται</w:t>
+      </w:r>
+    </w:p>
+    <w:p>
+      <w:pPr/>
+      <w:r>
+        <w:rPr>
+          <w:lang w:val="hi_IN" w:bidi="hi_IN"/>
+        </w:rPr>
+      </w:r>
+      <w:r>
+        <w:rPr>
+          <w:b/>
+          <w:lang w:val="hi_IN" w:bidi="hi_IN"/>
+        </w:rPr>
         <w:t>""</w:t>
       </w:r>
     </w:p>
@@ -43544,6 +45584,21 @@
           <w:b/>
           <w:lang w:val="hi_IN" w:bidi="hi_IN"/>
         </w:rPr>
+        <w:t>γῆ καὶ τὰ ἐν αὐτῇ ἔργα εὑρεθήσεται</w:t>
+      </w:r>
+    </w:p>
+    <w:p>
+      <w:pPr/>
+      <w:r>
+        <w:rPr>
+          <w:lang w:val="hi_IN" w:bidi="hi_IN"/>
+        </w:rPr>
+      </w:r>
+      <w:r>
+        <w:rPr>
+          <w:b/>
+          <w:lang w:val="hi_IN" w:bidi="hi_IN"/>
+        </w:rPr>
         <w:t>"और पृथ्वी"</w:t>
       </w:r>
       <w:r>
@@ -43822,6 +45877,21 @@
           <w:b/>
           <w:lang w:val="hi_IN" w:bidi="hi_IN"/>
         </w:rPr>
+        <w:t>τούτων οὕτως πάντων λυομένων</w:t>
+      </w:r>
+    </w:p>
+    <w:p>
+      <w:pPr/>
+      <w:r>
+        <w:rPr>
+          <w:lang w:val="hi_IN" w:bidi="hi_IN"/>
+        </w:rPr>
+      </w:r>
+      <w:r>
+        <w:rPr>
+          <w:b/>
+          <w:lang w:val="hi_IN" w:bidi="hi_IN"/>
+        </w:rPr>
         <w:t>""</w:t>
       </w:r>
     </w:p>
@@ -44478,6 +46548,21 @@
         <w:rPr>
           <w:lang w:val="hi_IN" w:bidi="hi_IN"/>
         </w:rPr>
+      </w:r>
+    </w:p>
+    <w:p>
+      <w:pPr/>
+      <w:r>
+        <w:rPr>
+          <w:lang w:val="hi_IN" w:bidi="hi_IN"/>
+        </w:rPr>
+      </w:r>
+      <w:r>
+        <w:rPr>
+          <w:b/>
+          <w:lang w:val="hi_IN" w:bidi="hi_IN"/>
+        </w:rPr>
+        <w:t>οὐρανοὶ πυρούμενοι, λυθήσονται</w:t>
       </w:r>
     </w:p>
     <w:p>
@@ -44684,6 +46769,21 @@
           <w:b/>
           <w:lang w:val="hi_IN" w:bidi="hi_IN"/>
         </w:rPr>
+        <w:t>καυσούμενα</w:t>
+      </w:r>
+    </w:p>
+    <w:p>
+      <w:pPr/>
+      <w:r>
+        <w:rPr>
+          <w:lang w:val="hi_IN" w:bidi="hi_IN"/>
+        </w:rPr>
+      </w:r>
+      <w:r>
+        <w:rPr>
+          <w:b/>
+          <w:lang w:val="hi_IN" w:bidi="hi_IN"/>
+        </w:rPr>
         <w:t>"पिघल जाएँगे"</w:t>
       </w:r>
     </w:p>
@@ -45713,6 +47813,21 @@
           <w:b/>
           <w:lang w:val="hi_IN" w:bidi="hi_IN"/>
         </w:rPr>
+        <w:t>σπουδάσατε ἄσπιλοι καὶ ἀμώμητοι αὐτῷ εὑρεθῆναι</w:t>
+      </w:r>
+    </w:p>
+    <w:p>
+      <w:pPr/>
+      <w:r>
+        <w:rPr>
+          <w:lang w:val="hi_IN" w:bidi="hi_IN"/>
+        </w:rPr>
+      </w:r>
+      <w:r>
+        <w:rPr>
+          <w:b/>
+          <w:lang w:val="hi_IN" w:bidi="hi_IN"/>
+        </w:rPr>
         <w:t>""</w:t>
       </w:r>
     </w:p>
@@ -46238,6 +48353,21 @@
           <w:b/>
           <w:lang w:val="hi_IN" w:bidi="hi_IN"/>
         </w:rPr>
+        <w:t>τὴν τοῦ Κυρίου ἡμῶν μακροθυμίαν, σωτηρίαν ἡγεῖσθε</w:t>
+      </w:r>
+    </w:p>
+    <w:p>
+      <w:pPr/>
+      <w:r>
+        <w:rPr>
+          <w:lang w:val="hi_IN" w:bidi="hi_IN"/>
+        </w:rPr>
+      </w:r>
+      <w:r>
+        <w:rPr>
+          <w:b/>
+          <w:lang w:val="hi_IN" w:bidi="hi_IN"/>
+        </w:rPr>
         <w:t>"हमारे प्रभु के धीरज को उद्धार समझो"</w:t>
       </w:r>
     </w:p>
@@ -46458,6 +48588,21 @@
           <w:b/>
           <w:lang w:val="hi_IN" w:bidi="hi_IN"/>
         </w:rPr>
+        <w:t>ὁ ἀγαπητὸς ἡμῶν ἀδελφὸς Παῦλος</w:t>
+      </w:r>
+    </w:p>
+    <w:p>
+      <w:pPr/>
+      <w:r>
+        <w:rPr>
+          <w:lang w:val="hi_IN" w:bidi="hi_IN"/>
+        </w:rPr>
+      </w:r>
+      <w:r>
+        <w:rPr>
+          <w:b/>
+          <w:lang w:val="hi_IN" w:bidi="hi_IN"/>
+        </w:rPr>
         <w:t>"हमारे प्रिय भाई पौलुस ने"</w:t>
       </w:r>
     </w:p>
@@ -46554,6 +48699,21 @@
           <w:b/>
           <w:lang w:val="hi_IN" w:bidi="hi_IN"/>
         </w:rPr>
+        <w:t>κατὰ τὴν δοθεῖσαν αὐτῷ σοφίαν</w:t>
+      </w:r>
+    </w:p>
+    <w:p>
+      <w:pPr/>
+      <w:r>
+        <w:rPr>
+          <w:lang w:val="hi_IN" w:bidi="hi_IN"/>
+        </w:rPr>
+      </w:r>
+      <w:r>
+        <w:rPr>
+          <w:b/>
+          <w:lang w:val="hi_IN" w:bidi="hi_IN"/>
+        </w:rPr>
         <w:t>""</w:t>
       </w:r>
     </w:p>
@@ -46623,6 +48783,21 @@
         <w:rPr>
           <w:lang w:val="hi_IN" w:bidi="hi_IN"/>
         </w:rPr>
+      </w:r>
+    </w:p>
+    <w:p>
+      <w:pPr/>
+      <w:r>
+        <w:rPr>
+          <w:lang w:val="hi_IN" w:bidi="hi_IN"/>
+        </w:rPr>
+      </w:r>
+      <w:r>
+        <w:rPr>
+          <w:b/>
+          <w:lang w:val="hi_IN" w:bidi="hi_IN"/>
+        </w:rPr>
+        <w:t>κατὰ τὴν δοθεῖσαν αὐτῷ σοφίαν</w:t>
       </w:r>
     </w:p>
     <w:p>
@@ -47866,6 +50041,21 @@
           <w:b/>
           <w:lang w:val="hi_IN" w:bidi="hi_IN"/>
         </w:rPr>
+        <w:t>ἵνα μὴ &amp; ἐκπέσητε τοῦ ἰδίου στηριγμοῦ</w:t>
+      </w:r>
+    </w:p>
+    <w:p>
+      <w:pPr/>
+      <w:r>
+        <w:rPr>
+          <w:lang w:val="hi_IN" w:bidi="hi_IN"/>
+        </w:rPr>
+      </w:r>
+      <w:r>
+        <w:rPr>
+          <w:b/>
+          <w:lang w:val="hi_IN" w:bidi="hi_IN"/>
+        </w:rPr>
         <w:t>""</w:t>
       </w:r>
     </w:p>
@@ -47962,6 +50152,21 @@
           <w:b/>
           <w:lang w:val="hi_IN" w:bidi="hi_IN"/>
         </w:rPr>
+        <w:t>ἵνα μὴ &amp; ἐκπέσητε τοῦ ἰδίου στηριγμοῦ</w:t>
+      </w:r>
+    </w:p>
+    <w:p>
+      <w:pPr/>
+      <w:r>
+        <w:rPr>
+          <w:lang w:val="hi_IN" w:bidi="hi_IN"/>
+        </w:rPr>
+      </w:r>
+      <w:r>
+        <w:rPr>
+          <w:b/>
+          <w:lang w:val="hi_IN" w:bidi="hi_IN"/>
+        </w:rPr>
         <w:t>"ताकि"</w:t>
       </w:r>
       <w:r>
@@ -48071,6 +50276,21 @@
           <w:b/>
           <w:lang w:val="hi_IN" w:bidi="hi_IN"/>
         </w:rPr>
+        <w:t>τῇ τῶν ἀθέσμων πλάνῃ συναπαχθέντες</w:t>
+      </w:r>
+    </w:p>
+    <w:p>
+      <w:pPr/>
+      <w:r>
+        <w:rPr>
+          <w:lang w:val="hi_IN" w:bidi="hi_IN"/>
+        </w:rPr>
+      </w:r>
+      <w:r>
+        <w:rPr>
+          <w:b/>
+          <w:lang w:val="hi_IN" w:bidi="hi_IN"/>
+        </w:rPr>
         <w:t>"अधर्मियों के भ्रम में फँसकर"</w:t>
       </w:r>
     </w:p>
@@ -48154,6 +50374,21 @@
           <w:b/>
           <w:lang w:val="hi_IN" w:bidi="hi_IN"/>
         </w:rPr>
+        <w:t>τῇ τῶν ἀθέσμων πλάνῃ συναπαχθέντες</w:t>
+      </w:r>
+    </w:p>
+    <w:p>
+      <w:pPr/>
+      <w:r>
+        <w:rPr>
+          <w:lang w:val="hi_IN" w:bidi="hi_IN"/>
+        </w:rPr>
+      </w:r>
+      <w:r>
+        <w:rPr>
+          <w:b/>
+          <w:lang w:val="hi_IN" w:bidi="hi_IN"/>
+        </w:rPr>
         <w:t>"अधर्मियों के भ्रम में फँसकर"</w:t>
       </w:r>
     </w:p>
@@ -48348,6 +50583,21 @@
           <w:b/>
           <w:lang w:val="hi_IN" w:bidi="hi_IN"/>
         </w:rPr>
+        <w:t>τῇ τῶν ἀθέσμων πλάνῃ</w:t>
+      </w:r>
+    </w:p>
+    <w:p>
+      <w:pPr/>
+      <w:r>
+        <w:rPr>
+          <w:lang w:val="hi_IN" w:bidi="hi_IN"/>
+        </w:rPr>
+      </w:r>
+      <w:r>
+        <w:rPr>
+          <w:b/>
+          <w:lang w:val="hi_IN" w:bidi="hi_IN"/>
+        </w:rPr>
         <w:t>"अधर्मियों के भ्रम में"</w:t>
       </w:r>
     </w:p>
@@ -48411,6 +50661,21 @@
           <w:b/>
           <w:lang w:val="hi_IN" w:bidi="hi_IN"/>
         </w:rPr>
+        <w:t>αὐξάνετε &amp; ἐν χάριτι, καὶ γνώσει τοῦ Κυρίου ἡμῶν καὶ Σωτῆρος, Ἰησοῦ Χριστοῦ</w:t>
+      </w:r>
+    </w:p>
+    <w:p>
+      <w:pPr/>
+      <w:r>
+        <w:rPr>
+          <w:lang w:val="hi_IN" w:bidi="hi_IN"/>
+        </w:rPr>
+      </w:r>
+      <w:r>
+        <w:rPr>
+          <w:b/>
+          <w:lang w:val="hi_IN" w:bidi="hi_IN"/>
+        </w:rPr>
         <w:t>"हमारे प्रभु और उद्धारकर्ता यीशु मसीह के अनुग्रह और पहचान में बढ़ते जाओ"</w:t>
       </w:r>
     </w:p>
@@ -48493,6 +50758,21 @@
         <w:rPr>
           <w:lang w:val="hi_IN" w:bidi="hi_IN"/>
         </w:rPr>
+      </w:r>
+    </w:p>
+    <w:p>
+      <w:pPr/>
+      <w:r>
+        <w:rPr>
+          <w:lang w:val="hi_IN" w:bidi="hi_IN"/>
+        </w:rPr>
+      </w:r>
+      <w:r>
+        <w:rPr>
+          <w:b/>
+          <w:lang w:val="hi_IN" w:bidi="hi_IN"/>
+        </w:rPr>
+        <w:t>ἐν χάριτι, καὶ γνώσει</w:t>
       </w:r>
     </w:p>
     <w:p>
